--- a/word_templates/RAO_LD_OOO_GI.docx
+++ b/word_templates/RAO_LD_OOO_GI.docx
@@ -1,6 +1,6 @@
 
 <file path=word/document.xml><?xml version="1.0" encoding="utf-8"?>
-<w:document xmlns:wpc="http://schemas.microsoft.com/office/word/2010/wordprocessingCanvas" xmlns:cx="http://schemas.microsoft.com/office/drawing/2014/chartex" xmlns:cx1="http://schemas.microsoft.com/office/drawing/2015/9/8/chartex" xmlns:mc="http://schemas.openxmlformats.org/markup-compatibility/2006" xmlns:o="urn:schemas-microsoft-com:office:office" xmlns:r="http://schemas.openxmlformats.org/officeDocument/2006/relationships" xmlns:m="http://schemas.openxmlformats.org/officeDocument/2006/math" xmlns:v="urn:schemas-microsoft-com:vml" xmlns:wp14="http://schemas.microsoft.com/office/word/2010/wordprocessingDrawing" xmlns:wp="http://schemas.openxmlformats.org/drawingml/2006/wordprocessingDrawing" xmlns:w10="urn:schemas-microsoft-com:office:word" xmlns:w="http://schemas.openxmlformats.org/wordprocessingml/2006/main" xmlns:w14="http://schemas.microsoft.com/office/word/2010/wordml" xmlns:w15="http://schemas.microsoft.com/office/word/2012/wordml" xmlns:w16se="http://schemas.microsoft.com/office/word/2015/wordml/symex" xmlns:wpg="http://schemas.microsoft.com/office/word/2010/wordprocessingGroup" xmlns:wpi="http://schemas.microsoft.com/office/word/2010/wordprocessingInk" xmlns:wne="http://schemas.microsoft.com/office/word/2006/wordml" xmlns:wps="http://schemas.microsoft.com/office/word/2010/wordprocessingShape" mc:Ignorable="w14 w15 w16se wp14">
+<w:document xmlns:wpc="http://schemas.microsoft.com/office/word/2010/wordprocessingCanvas" xmlns:cx="http://schemas.microsoft.com/office/drawing/2014/chartex" xmlns:cx1="http://schemas.microsoft.com/office/drawing/2015/9/8/chartex" xmlns:cx2="http://schemas.microsoft.com/office/drawing/2015/10/21/chartex" xmlns:cx3="http://schemas.microsoft.com/office/drawing/2016/5/9/chartex" xmlns:cx4="http://schemas.microsoft.com/office/drawing/2016/5/10/chartex" xmlns:cx5="http://schemas.microsoft.com/office/drawing/2016/5/11/chartex" xmlns:cx6="http://schemas.microsoft.com/office/drawing/2016/5/12/chartex" xmlns:cx7="http://schemas.microsoft.com/office/drawing/2016/5/13/chartex" xmlns:cx8="http://schemas.microsoft.com/office/drawing/2016/5/14/chartex" xmlns:mc="http://schemas.openxmlformats.org/markup-compatibility/2006" xmlns:aink="http://schemas.microsoft.com/office/drawing/2016/ink" xmlns:am3d="http://schemas.microsoft.com/office/drawing/2017/model3d" xmlns:o="urn:schemas-microsoft-com:office:office" xmlns:oel="http://schemas.microsoft.com/office/2019/extlst" xmlns:r="http://schemas.openxmlformats.org/officeDocument/2006/relationships" xmlns:m="http://schemas.openxmlformats.org/officeDocument/2006/math" xmlns:v="urn:schemas-microsoft-com:vml" xmlns:wp14="http://schemas.microsoft.com/office/word/2010/wordprocessingDrawing" xmlns:wp="http://schemas.openxmlformats.org/drawingml/2006/wordprocessingDrawing" xmlns:w10="urn:schemas-microsoft-com:office:word" xmlns:w="http://schemas.openxmlformats.org/wordprocessingml/2006/main" xmlns:w14="http://schemas.microsoft.com/office/word/2010/wordml" xmlns:w15="http://schemas.microsoft.com/office/word/2012/wordml" xmlns:w16cex="http://schemas.microsoft.com/office/word/2018/wordml/cex" xmlns:w16cid="http://schemas.microsoft.com/office/word/2016/wordml/cid" xmlns:w16="http://schemas.microsoft.com/office/word/2018/wordml" xmlns:w16sdtdh="http://schemas.microsoft.com/office/word/2020/wordml/sdtdatahash" xmlns:w16se="http://schemas.microsoft.com/office/word/2015/wordml/symex" xmlns:wpg="http://schemas.microsoft.com/office/word/2010/wordprocessingGroup" xmlns:wpi="http://schemas.microsoft.com/office/word/2010/wordprocessingInk" xmlns:wne="http://schemas.microsoft.com/office/word/2006/wordml" xmlns:wps="http://schemas.microsoft.com/office/word/2010/wordprocessingShape" mc:Ignorable="w14 w15 w16se w16cid w16 w16cex w16sdtdh wp14">
   <w:body>
     <w:p>
       <w:pPr>
@@ -284,9 +284,8 @@
           <w:sz w:val="16"/>
           <w:szCs w:val="16"/>
         </w:rPr>
-        <w:t xml:space="preserve">                                                </w:t>
-      </w:r>
-      <w:proofErr w:type="gramStart"/>
+        <w:t xml:space="preserve">                                                   </w:t>
+      </w:r>
       <w:r>
         <w:rPr>
           <w:bCs/>
@@ -294,26 +293,7 @@
           <w:sz w:val="16"/>
           <w:szCs w:val="16"/>
         </w:rPr>
-        <w:t xml:space="preserve">   </w:t>
-      </w:r>
-      <w:r>
-        <w:rPr>
-          <w:bCs/>
-          <w:iCs/>
-          <w:sz w:val="16"/>
-          <w:szCs w:val="16"/>
-        </w:rPr>
-        <w:t>{</w:t>
-      </w:r>
-      <w:proofErr w:type="gramEnd"/>
-      <w:r>
-        <w:rPr>
-          <w:bCs/>
-          <w:iCs/>
-          <w:sz w:val="16"/>
-          <w:szCs w:val="16"/>
-        </w:rPr>
-        <w:t>{DAY}} {{MONTH}} {{YEAR}} г.</w:t>
+        <w:t>{{DAY}} {{MONTH}} {{YEAR}} г.</w:t>
       </w:r>
     </w:p>
     <w:p>
@@ -401,9 +381,16 @@
           <w:sz w:val="16"/>
           <w:szCs w:val="16"/>
         </w:rPr>
-        <w:t xml:space="preserve">ой Риммы </w:t>
-      </w:r>
-      <w:proofErr w:type="spellStart"/>
+        <w:t>ой Риммы Ринатовн</w:t>
+      </w:r>
+      <w:r>
+        <w:rPr>
+          <w:rStyle w:val="21"/>
+          <w:sz w:val="16"/>
+          <w:szCs w:val="16"/>
+        </w:rPr>
+        <w:t>ы</w:t>
+      </w:r>
       <w:r>
         <w:rPr>
           <w:b/>
@@ -411,33 +398,107 @@
           <w:sz w:val="16"/>
           <w:szCs w:val="16"/>
         </w:rPr>
-        <w:t>Ринатовн</w:t>
-      </w:r>
-      <w:r>
-        <w:rPr>
-          <w:rStyle w:val="21"/>
-          <w:sz w:val="16"/>
-          <w:szCs w:val="16"/>
-        </w:rPr>
-        <w:t>ы</w:t>
-      </w:r>
-      <w:proofErr w:type="spellEnd"/>
-      <w:r>
+        <w:t xml:space="preserve">, </w:t>
+      </w:r>
+      <w:r>
+        <w:rPr>
+          <w:bCs/>
+          <w:sz w:val="16"/>
+          <w:szCs w:val="16"/>
+        </w:rPr>
+        <w:t xml:space="preserve">действующего на основании Доверенности </w:t>
+      </w:r>
+      <w:r>
+        <w:rPr>
+          <w:bCs/>
+          <w:sz w:val="16"/>
+          <w:szCs w:val="16"/>
+        </w:rPr>
+        <w:t xml:space="preserve">                  </w:t>
+      </w:r>
+      <w:r>
+        <w:rPr>
+          <w:color w:val="000000"/>
+          <w:sz w:val="16"/>
+          <w:szCs w:val="16"/>
+          <w:lang w:bidi="ru-RU"/>
+        </w:rPr>
+        <w:t xml:space="preserve">№ </w:t>
+      </w:r>
+      <w:r>
+        <w:rPr>
+          <w:sz w:val="16"/>
+          <w:szCs w:val="16"/>
+        </w:rPr>
+        <w:t xml:space="preserve">{{DOV_NUM}} </w:t>
+      </w:r>
+      <w:r>
+        <w:rPr>
+          <w:sz w:val="16"/>
+          <w:szCs w:val="16"/>
+        </w:rPr>
+        <w:t xml:space="preserve">от </w:t>
+      </w:r>
+      <w:r>
+        <w:rPr>
+          <w:sz w:val="16"/>
+          <w:szCs w:val="16"/>
+        </w:rPr>
+        <w:t xml:space="preserve">{{DOV_DATE}} </w:t>
+      </w:r>
+      <w:r>
+        <w:rPr>
+          <w:sz w:val="16"/>
+          <w:szCs w:val="16"/>
+        </w:rPr>
+        <w:t>г.,</w:t>
+      </w:r>
+      <w:r>
+        <w:rPr>
+          <w:sz w:val="16"/>
+          <w:szCs w:val="16"/>
+        </w:rPr>
+        <w:t xml:space="preserve"> с</w:t>
+      </w:r>
+      <w:r>
+        <w:rPr>
+          <w:sz w:val="16"/>
+          <w:szCs w:val="16"/>
+        </w:rPr>
+        <w:t xml:space="preserve"> одной стороны, и</w:t>
+      </w:r>
+      <w:r>
+        <w:rPr>
+          <w:sz w:val="16"/>
+          <w:szCs w:val="16"/>
+        </w:rPr>
+        <w:t xml:space="preserve"> </w:t>
+      </w:r>
+    </w:p>
+    <w:p>
+      <w:pPr>
+        <w:jc w:val="both"/>
         <w:rPr>
           <w:b/>
           <w:bCs/>
           <w:sz w:val="16"/>
           <w:szCs w:val="16"/>
         </w:rPr>
-        <w:t xml:space="preserve">, </w:t>
-      </w:r>
+      </w:pPr>
       <w:r>
         <w:rPr>
           <w:bCs/>
           <w:sz w:val="16"/>
           <w:szCs w:val="16"/>
         </w:rPr>
-        <w:t xml:space="preserve">действующего на основании Доверенности </w:t>
+        <w:t>{{FORM}} {{OOO_</w:t>
+      </w:r>
+      <w:r>
+        <w:rPr>
+          <w:sz w:val="16"/>
+          <w:szCs w:val="16"/>
+        </w:rPr>
+        <w:t>NAME}}, именуем{{OKO}} в дальнейшем</w:t>
       </w:r>
       <w:r>
         <w:rPr>
@@ -445,91 +506,110 @@
           <w:sz w:val="16"/>
           <w:szCs w:val="16"/>
         </w:rPr>
-        <w:t xml:space="preserve">                  </w:t>
-      </w:r>
-      <w:r>
-        <w:rPr>
-          <w:color w:val="000000"/>
-          <w:sz w:val="16"/>
-          <w:szCs w:val="16"/>
-          <w:lang w:bidi="ru-RU"/>
-        </w:rPr>
-        <w:t xml:space="preserve">№ </w:t>
-      </w:r>
-      <w:r>
-        <w:rPr>
-          <w:sz w:val="16"/>
-          <w:szCs w:val="16"/>
-        </w:rPr>
-        <w:t xml:space="preserve">{{DOV_NUM}} </w:t>
-      </w:r>
-      <w:r>
-        <w:rPr>
-          <w:sz w:val="16"/>
-          <w:szCs w:val="16"/>
-        </w:rPr>
-        <w:t xml:space="preserve">от </w:t>
-      </w:r>
-      <w:r>
-        <w:rPr>
-          <w:sz w:val="16"/>
-          <w:szCs w:val="16"/>
-        </w:rPr>
-        <w:t xml:space="preserve">{{DOV_DATE}} </w:t>
-      </w:r>
-      <w:r>
-        <w:rPr>
-          <w:sz w:val="16"/>
-          <w:szCs w:val="16"/>
-        </w:rPr>
-        <w:t>г.,</w:t>
-      </w:r>
-      <w:r>
-        <w:rPr>
-          <w:sz w:val="16"/>
-          <w:szCs w:val="16"/>
-        </w:rPr>
-        <w:t xml:space="preserve"> с</w:t>
-      </w:r>
-      <w:r>
-        <w:rPr>
-          <w:sz w:val="16"/>
-          <w:szCs w:val="16"/>
-        </w:rPr>
-        <w:t xml:space="preserve"> одной стороны, и</w:t>
-      </w:r>
-      <w:r>
-        <w:rPr>
-          <w:sz w:val="16"/>
-          <w:szCs w:val="16"/>
-        </w:rPr>
         <w:t xml:space="preserve"> </w:t>
       </w:r>
-    </w:p>
-    <w:p>
-      <w:pPr>
-        <w:jc w:val="both"/>
+      <w:r>
         <w:rPr>
           <w:b/>
           <w:bCs/>
           <w:sz w:val="16"/>
           <w:szCs w:val="16"/>
         </w:rPr>
-      </w:pPr>
+        <w:t>«Пользователь»</w:t>
+      </w:r>
+      <w:r>
+        <w:rPr>
+          <w:sz w:val="16"/>
+          <w:szCs w:val="16"/>
+        </w:rPr>
+        <w:t xml:space="preserve">, в лице </w:t>
+      </w:r>
+      <w:r>
+        <w:rPr>
+          <w:sz w:val="16"/>
+          <w:szCs w:val="16"/>
+        </w:rPr>
+        <w:t>{{DOL_GEN}} {{FIO_GEN}}</w:t>
+      </w:r>
+      <w:r>
+        <w:rPr>
+          <w:sz w:val="16"/>
+          <w:szCs w:val="16"/>
+        </w:rPr>
+        <w:t>, действующ</w:t>
+      </w:r>
+      <w:r>
+        <w:rPr>
+          <w:sz w:val="16"/>
+          <w:szCs w:val="16"/>
+        </w:rPr>
+        <w:t>{{OK}}</w:t>
+      </w:r>
+      <w:r>
+        <w:rPr>
+          <w:sz w:val="16"/>
+          <w:szCs w:val="16"/>
+        </w:rPr>
+        <w:t xml:space="preserve"> на основании </w:t>
+      </w:r>
+      <w:r>
+        <w:rPr>
+          <w:sz w:val="16"/>
+          <w:szCs w:val="16"/>
+        </w:rPr>
+        <w:t>{{OSNOVANIE}}</w:t>
+      </w:r>
+      <w:r>
+        <w:rPr>
+          <w:sz w:val="16"/>
+          <w:szCs w:val="16"/>
+        </w:rPr>
+        <w:t xml:space="preserve">, </w:t>
+      </w:r>
       <w:r>
         <w:rPr>
           <w:bCs/>
           <w:sz w:val="16"/>
           <w:szCs w:val="16"/>
         </w:rPr>
-        <w:t>{{FORM}} {{OOO_</w:t>
-      </w:r>
-      <w:r>
-        <w:rPr>
-          <w:sz w:val="16"/>
-          <w:szCs w:val="16"/>
-        </w:rPr>
-        <w:t>NAME}}, именуем{{OKO}} в дальнейшем</w:t>
+        <w:t>с другой стороны,</w:t>
+      </w:r>
+      <w:r>
+        <w:rPr>
+          <w:sz w:val="16"/>
+          <w:szCs w:val="16"/>
+        </w:rPr>
+        <w:t xml:space="preserve"> вместе именуемые </w:t>
+      </w:r>
+      <w:r>
+        <w:rPr>
+          <w:b/>
+          <w:sz w:val="16"/>
+          <w:szCs w:val="16"/>
+        </w:rPr>
+        <w:t>«Стороны»</w:t>
+      </w:r>
+      <w:r>
+        <w:rPr>
+          <w:sz w:val="16"/>
+          <w:szCs w:val="16"/>
+        </w:rPr>
+        <w:t>, а по отдельности</w:t>
+      </w:r>
+      <w:r>
+        <w:rPr>
+          <w:b/>
+          <w:sz w:val="16"/>
+          <w:szCs w:val="16"/>
+        </w:rPr>
+        <w:t xml:space="preserve"> – «Сторона»</w:t>
+      </w:r>
+      <w:r>
+        <w:rPr>
+          <w:sz w:val="16"/>
+          <w:szCs w:val="16"/>
+        </w:rPr>
+        <w:t>,</w:t>
       </w:r>
       <w:r>
         <w:rPr>
@@ -537,7 +617,14 @@
           <w:sz w:val="16"/>
           <w:szCs w:val="16"/>
         </w:rPr>
-        <w:t xml:space="preserve"> </w:t>
+        <w:t xml:space="preserve"> в целях выполнения требований действующего законодательства Российской Федерации </w:t>
+      </w:r>
+      <w:r>
+        <w:rPr>
+          <w:sz w:val="16"/>
+          <w:szCs w:val="16"/>
+        </w:rPr>
+        <w:t>и принимая во внимание, что используемые в тексте настоящего Договора термины имеют следующее значение:</w:t>
       </w:r>
       <w:r>
         <w:rPr>
@@ -546,126 +633,17 @@
           <w:sz w:val="16"/>
           <w:szCs w:val="16"/>
         </w:rPr>
-        <w:t>«Пользователь»</w:t>
-      </w:r>
-      <w:r>
-        <w:rPr>
-          <w:sz w:val="16"/>
-          <w:szCs w:val="16"/>
-        </w:rPr>
-        <w:t xml:space="preserve">, в лице </w:t>
-      </w:r>
-      <w:r>
-        <w:rPr>
-          <w:sz w:val="16"/>
-          <w:szCs w:val="16"/>
-        </w:rPr>
-        <w:t>{{DOL_GEN}} {{FIO_GEN}}</w:t>
-      </w:r>
-      <w:r>
-        <w:rPr>
-          <w:sz w:val="16"/>
-          <w:szCs w:val="16"/>
-        </w:rPr>
-        <w:t xml:space="preserve">, </w:t>
-      </w:r>
-      <w:proofErr w:type="spellStart"/>
-      <w:r>
-        <w:rPr>
-          <w:sz w:val="16"/>
-          <w:szCs w:val="16"/>
-        </w:rPr>
-        <w:t>действующ</w:t>
-      </w:r>
-      <w:proofErr w:type="spellEnd"/>
-      <w:r>
-        <w:rPr>
-          <w:sz w:val="16"/>
-          <w:szCs w:val="16"/>
-        </w:rPr>
-        <w:t>{{OK}}</w:t>
-      </w:r>
-      <w:r>
-        <w:rPr>
-          <w:sz w:val="16"/>
-          <w:szCs w:val="16"/>
-        </w:rPr>
-        <w:t xml:space="preserve"> на основании </w:t>
-      </w:r>
-      <w:r>
-        <w:rPr>
-          <w:sz w:val="16"/>
-          <w:szCs w:val="16"/>
-        </w:rPr>
-        <w:t>{{OSNOVANIE}}</w:t>
-      </w:r>
-      <w:r>
-        <w:rPr>
-          <w:sz w:val="16"/>
-          <w:szCs w:val="16"/>
-        </w:rPr>
-        <w:t xml:space="preserve">, </w:t>
-      </w:r>
-      <w:r>
-        <w:rPr>
-          <w:bCs/>
-          <w:sz w:val="16"/>
-          <w:szCs w:val="16"/>
-        </w:rPr>
-        <w:t>с другой стороны,</w:t>
-      </w:r>
-      <w:r>
-        <w:rPr>
-          <w:sz w:val="16"/>
-          <w:szCs w:val="16"/>
-        </w:rPr>
-        <w:t xml:space="preserve"> вместе именуемые </w:t>
-      </w:r>
-      <w:r>
-        <w:rPr>
-          <w:b/>
-          <w:sz w:val="16"/>
-          <w:szCs w:val="16"/>
-        </w:rPr>
-        <w:t>«Стороны»</w:t>
-      </w:r>
-      <w:r>
-        <w:rPr>
-          <w:sz w:val="16"/>
-          <w:szCs w:val="16"/>
-        </w:rPr>
-        <w:t>, а по отдельности</w:t>
-      </w:r>
-      <w:r>
-        <w:rPr>
-          <w:b/>
-          <w:sz w:val="16"/>
-          <w:szCs w:val="16"/>
-        </w:rPr>
-        <w:t xml:space="preserve"> – «Сторона»</w:t>
-      </w:r>
-      <w:r>
-        <w:rPr>
-          <w:sz w:val="16"/>
-          <w:szCs w:val="16"/>
-        </w:rPr>
-        <w:t>,</w:t>
-      </w:r>
-      <w:r>
-        <w:rPr>
-          <w:bCs/>
-          <w:sz w:val="16"/>
-          <w:szCs w:val="16"/>
-        </w:rPr>
-        <w:t xml:space="preserve"> в целях выполнения требований действующего законодательства Российской Федерации </w:t>
-      </w:r>
-      <w:r>
-        <w:rPr>
-          <w:sz w:val="16"/>
-          <w:szCs w:val="16"/>
-        </w:rPr>
-        <w:t>и принимая во внимание, что используемые в тексте настоящего Договора термины имеют следующее значение:</w:t>
-      </w:r>
+        <w:t xml:space="preserve"> </w:t>
+      </w:r>
+    </w:p>
+    <w:p>
+      <w:pPr>
+        <w:jc w:val="both"/>
+        <w:rPr>
+          <w:sz w:val="16"/>
+          <w:szCs w:val="16"/>
+        </w:rPr>
+      </w:pPr>
       <w:r>
         <w:rPr>
           <w:b/>
@@ -673,7 +651,36 @@
           <w:sz w:val="16"/>
           <w:szCs w:val="16"/>
         </w:rPr>
-        <w:t xml:space="preserve"> </w:t>
+        <w:t xml:space="preserve">«Произведения» </w:t>
+      </w:r>
+      <w:r>
+        <w:rPr>
+          <w:sz w:val="16"/>
+          <w:szCs w:val="16"/>
+        </w:rPr>
+        <w:t>–</w:t>
+      </w:r>
+      <w:r>
+        <w:rPr>
+          <w:bCs/>
+          <w:sz w:val="16"/>
+          <w:szCs w:val="16"/>
+        </w:rPr>
+        <w:t xml:space="preserve"> обнародованные произведения, ставшие с согласия авторов доступными для всеобщего сведения путем их</w:t>
+      </w:r>
+      <w:r>
+        <w:rPr>
+          <w:sz w:val="16"/>
+          <w:szCs w:val="16"/>
+        </w:rPr>
+        <w:t xml:space="preserve"> опубликования, публичного показа, публичного исполнения, сообщения в эфир или по кабелю либо любым другим способом, срок действия исключительного права на которые не истек, т.е. не перешедшие в общественное достояние в соответствии со ст. 1282 ГК РФ</w:t>
+      </w:r>
+      <w:r>
+        <w:rPr>
+          <w:sz w:val="16"/>
+          <w:szCs w:val="16"/>
+        </w:rPr>
+        <w:t>;</w:t>
       </w:r>
     </w:p>
     <w:p>
@@ -687,53 +694,6 @@
       <w:r>
         <w:rPr>
           <w:b/>
-          <w:bCs/>
-          <w:sz w:val="16"/>
-          <w:szCs w:val="16"/>
-        </w:rPr>
-        <w:t xml:space="preserve">«Произведения» </w:t>
-      </w:r>
-      <w:r>
-        <w:rPr>
-          <w:sz w:val="16"/>
-          <w:szCs w:val="16"/>
-        </w:rPr>
-        <w:t>–</w:t>
-      </w:r>
-      <w:r>
-        <w:rPr>
-          <w:bCs/>
-          <w:sz w:val="16"/>
-          <w:szCs w:val="16"/>
-        </w:rPr>
-        <w:t xml:space="preserve"> обнародованные произведения, ставшие с согласия авторов доступными для всеобщего сведения путем их</w:t>
-      </w:r>
-      <w:r>
-        <w:rPr>
-          <w:sz w:val="16"/>
-          <w:szCs w:val="16"/>
-        </w:rPr>
-        <w:t xml:space="preserve"> опубликования, публичного показа, публичного исполнения, сообщения в эфир или по кабелю либо любым другим способом, срок действия исключительного права на которые не истек, т.е. не перешедшие в общественное достояние в соответствии со ст. 1282 ГК РФ</w:t>
-      </w:r>
-      <w:r>
-        <w:rPr>
-          <w:sz w:val="16"/>
-          <w:szCs w:val="16"/>
-        </w:rPr>
-        <w:t>;</w:t>
-      </w:r>
-    </w:p>
-    <w:p>
-      <w:pPr>
-        <w:jc w:val="both"/>
-        <w:rPr>
-          <w:sz w:val="16"/>
-          <w:szCs w:val="16"/>
-        </w:rPr>
-      </w:pPr>
-      <w:r>
-        <w:rPr>
-          <w:b/>
           <w:sz w:val="16"/>
           <w:szCs w:val="16"/>
         </w:rPr>
@@ -744,23 +704,7 @@
           <w:sz w:val="16"/>
           <w:szCs w:val="16"/>
         </w:rPr>
-        <w:t xml:space="preserve"> – российский или зарубежный </w:t>
-      </w:r>
-      <w:proofErr w:type="gramStart"/>
-      <w:r>
-        <w:rPr>
-          <w:sz w:val="16"/>
-          <w:szCs w:val="16"/>
-        </w:rPr>
-        <w:t>автор</w:t>
-      </w:r>
-      <w:proofErr w:type="gramEnd"/>
-      <w:r>
-        <w:rPr>
-          <w:sz w:val="16"/>
-          <w:szCs w:val="16"/>
-        </w:rPr>
-        <w:t xml:space="preserve"> или иное лицо (в том числе юридическое), обладающее исключительным правом либо правом использования на исключительной основе (исключительной лицензией) на </w:t>
+        <w:t xml:space="preserve"> – российский или зарубежный автор или иное лицо (в том числе юридическое), обладающее исключительным правом либо правом использования на исключительной основе (исключительной лицензией) на </w:t>
       </w:r>
       <w:r>
         <w:rPr>
@@ -818,39 +762,7 @@
           <w:sz w:val="16"/>
           <w:szCs w:val="16"/>
         </w:rPr>
-        <w:t xml:space="preserve"> и в открытой Общественно-государственной </w:t>
-      </w:r>
-      <w:proofErr w:type="spellStart"/>
-      <w:r>
-        <w:rPr>
-          <w:sz w:val="16"/>
-          <w:szCs w:val="16"/>
-        </w:rPr>
-        <w:t>блокчейн</w:t>
-      </w:r>
-      <w:proofErr w:type="spellEnd"/>
-      <w:r>
-        <w:rPr>
-          <w:sz w:val="16"/>
-          <w:szCs w:val="16"/>
-        </w:rPr>
-        <w:t xml:space="preserve">-инфраструктуре управления интеллектуальными правами сеть РЦИС.РФ (Интернет-сайт: </w:t>
-      </w:r>
-      <w:proofErr w:type="spellStart"/>
-      <w:r>
-        <w:rPr>
-          <w:sz w:val="16"/>
-          <w:szCs w:val="16"/>
-        </w:rPr>
-        <w:t>сеть.рцис.рф</w:t>
-      </w:r>
-      <w:proofErr w:type="spellEnd"/>
-      <w:r>
-        <w:rPr>
-          <w:sz w:val="16"/>
-          <w:szCs w:val="16"/>
-        </w:rPr>
-        <w:t>), за исключением сведений о правах и (или) Произведениях, исключенных из управления Общества в установленном законодательством и Обществом порядке;</w:t>
+        <w:t xml:space="preserve"> и в открытой Общественно-государственной блокчейн-инфраструктуре управления интеллектуальными правами сеть РЦИС.РФ (Интернет-сайт: сеть.рцис.рф), за исключением сведений о правах и (или) Произведениях, исключенных из управления Общества в установленном законодательством и Обществом порядке;</w:t>
       </w:r>
       <w:r>
         <w:rPr>
@@ -902,39 +814,7 @@
           <w:sz w:val="16"/>
           <w:szCs w:val="16"/>
         </w:rPr>
-        <w:t xml:space="preserve">) и в открытой Общественно-государственной </w:t>
-      </w:r>
-      <w:proofErr w:type="spellStart"/>
-      <w:r>
-        <w:rPr>
-          <w:sz w:val="16"/>
-          <w:szCs w:val="16"/>
-        </w:rPr>
-        <w:t>блокчейн</w:t>
-      </w:r>
-      <w:proofErr w:type="spellEnd"/>
-      <w:r>
-        <w:rPr>
-          <w:sz w:val="16"/>
-          <w:szCs w:val="16"/>
-        </w:rPr>
-        <w:t xml:space="preserve">-инфраструктуре управления интеллектуальными правами сеть РЦИС.РФ (Интернет-сайт: </w:t>
-      </w:r>
-      <w:proofErr w:type="spellStart"/>
-      <w:r>
-        <w:rPr>
-          <w:sz w:val="16"/>
-          <w:szCs w:val="16"/>
-        </w:rPr>
-        <w:t>сеть.рцис.рф</w:t>
-      </w:r>
-      <w:proofErr w:type="spellEnd"/>
-      <w:r>
-        <w:rPr>
-          <w:sz w:val="16"/>
-          <w:szCs w:val="16"/>
-        </w:rPr>
-        <w:t xml:space="preserve">);  </w:t>
+        <w:t xml:space="preserve">) и в открытой Общественно-государственной блокчейн-инфраструктуре управления интеллектуальными правами сеть РЦИС.РФ (Интернет-сайт: сеть.рцис.рф);  </w:t>
       </w:r>
     </w:p>
     <w:p>
@@ -1125,23 +1005,7 @@
           <w:sz w:val="16"/>
           <w:szCs w:val="16"/>
         </w:rPr>
-        <w:t xml:space="preserve">– объект (-ты) движимого или недвижимого имущества, в том числе земельный участок (независимо от наличия или отсутствия кадастрового учета), который принадлежит Пользователю на праве собственности, аренды или ином </w:t>
-      </w:r>
-      <w:proofErr w:type="gramStart"/>
-      <w:r>
-        <w:rPr>
-          <w:sz w:val="16"/>
-          <w:szCs w:val="16"/>
-        </w:rPr>
-        <w:t>вещном</w:t>
-      </w:r>
-      <w:proofErr w:type="gramEnd"/>
-      <w:r>
-        <w:rPr>
-          <w:sz w:val="16"/>
-          <w:szCs w:val="16"/>
-        </w:rPr>
-        <w:t xml:space="preserve"> или обязательственном праве, и на территории которого Пользователь организует либо осуществляет Публичное исполнение, или Объект, который не принадлежит Пользователю, но на котором Пользователь организует осуществление Публичного исполнения Произведений</w:t>
+        <w:t>– объект (-ты) движимого или недвижимого имущества, в том числе земельный участок (независимо от наличия или отсутствия кадастрового учета), который принадлежит Пользователю на праве собственности, аренды или ином вещном или обязательственном праве, и на территории которого Пользователь организует либо осуществляет Публичное исполнение, или Объект, который не принадлежит Пользователю, но на котором Пользователь организует осуществление Публичного исполнения Произведений</w:t>
       </w:r>
       <w:r>
         <w:rPr>
@@ -1173,25 +1037,7 @@
           <w:sz w:val="16"/>
           <w:szCs w:val="16"/>
         </w:rPr>
-        <w:t xml:space="preserve"> (-</w:t>
-      </w:r>
-      <w:proofErr w:type="spellStart"/>
-      <w:r>
-        <w:rPr>
-          <w:b/>
-          <w:sz w:val="16"/>
-          <w:szCs w:val="16"/>
-        </w:rPr>
-        <w:t>ов</w:t>
-      </w:r>
-      <w:proofErr w:type="spellEnd"/>
-      <w:r>
-        <w:rPr>
-          <w:b/>
-          <w:sz w:val="16"/>
-          <w:szCs w:val="16"/>
-        </w:rPr>
-        <w:t>)</w:t>
+        <w:t xml:space="preserve"> (-ов)</w:t>
       </w:r>
       <w:r>
         <w:rPr>
@@ -1493,23 +1339,7 @@
           <w:sz w:val="16"/>
           <w:szCs w:val="16"/>
         </w:rPr>
-        <w:t xml:space="preserve"> (-</w:t>
-      </w:r>
-      <w:proofErr w:type="spellStart"/>
-      <w:r>
-        <w:rPr>
-          <w:sz w:val="16"/>
-          <w:szCs w:val="16"/>
-        </w:rPr>
-        <w:t>ов</w:t>
-      </w:r>
-      <w:proofErr w:type="spellEnd"/>
-      <w:r>
-        <w:rPr>
-          <w:sz w:val="16"/>
-          <w:szCs w:val="16"/>
-        </w:rPr>
-        <w:t>)</w:t>
+        <w:t xml:space="preserve"> (-ов)</w:t>
       </w:r>
       <w:r>
         <w:rPr>
@@ -1935,23 +1765,7 @@
           <w:sz w:val="16"/>
           <w:szCs w:val="16"/>
         </w:rPr>
-        <w:t xml:space="preserve">заключать </w:t>
-      </w:r>
-      <w:proofErr w:type="spellStart"/>
-      <w:r>
-        <w:rPr>
-          <w:sz w:val="16"/>
-          <w:szCs w:val="16"/>
-        </w:rPr>
-        <w:t>сублицензионные</w:t>
-      </w:r>
-      <w:proofErr w:type="spellEnd"/>
-      <w:r>
-        <w:rPr>
-          <w:sz w:val="16"/>
-          <w:szCs w:val="16"/>
-        </w:rPr>
-        <w:t xml:space="preserve"> договоры.</w:t>
+        <w:t>заключать сублицензионные договоры.</w:t>
       </w:r>
     </w:p>
     <w:p>
@@ -2263,29 +2077,7 @@
           <w:sz w:val="16"/>
           <w:szCs w:val="16"/>
         </w:rPr>
-        <w:t xml:space="preserve"> (-</w:t>
-      </w:r>
-      <w:proofErr w:type="spellStart"/>
-      <w:r>
-        <w:rPr>
-          <w:b w:val="0"/>
-          <w:bCs w:val="0"/>
-          <w:i w:val="0"/>
-          <w:sz w:val="16"/>
-          <w:szCs w:val="16"/>
-        </w:rPr>
-        <w:t>ов</w:t>
-      </w:r>
-      <w:proofErr w:type="spellEnd"/>
-      <w:r>
-        <w:rPr>
-          <w:b w:val="0"/>
-          <w:bCs w:val="0"/>
-          <w:i w:val="0"/>
-          <w:sz w:val="16"/>
-          <w:szCs w:val="16"/>
-        </w:rPr>
-        <w:t>)</w:t>
+        <w:t xml:space="preserve"> (-ов)</w:t>
       </w:r>
       <w:r>
         <w:rPr>
@@ -2818,88 +2610,63 @@
           <w:sz w:val="16"/>
           <w:szCs w:val="16"/>
         </w:rPr>
+        <w:t xml:space="preserve"> (-ов)</w:t>
+      </w:r>
+      <w:r>
+        <w:rPr>
+          <w:sz w:val="16"/>
+          <w:szCs w:val="16"/>
+        </w:rPr>
+        <w:t xml:space="preserve">, из которых Стороны исходили при определении размера Авторского вознаграждения, Пользователь обязан </w:t>
+      </w:r>
+      <w:r>
+        <w:rPr>
+          <w:sz w:val="16"/>
+          <w:szCs w:val="16"/>
+        </w:rPr>
+        <w:t xml:space="preserve">уведомлять Общество в срок не позднее 5 (Пяти) дней до момента их фактического изменения.  </w:t>
+      </w:r>
+      <w:r>
+        <w:rPr>
+          <w:sz w:val="16"/>
+          <w:szCs w:val="16"/>
+        </w:rPr>
+        <w:t>И</w:t>
+      </w:r>
+      <w:r>
+        <w:rPr>
+          <w:sz w:val="16"/>
+          <w:szCs w:val="16"/>
+        </w:rPr>
+        <w:t>зменени</w:t>
+      </w:r>
+      <w:r>
+        <w:rPr>
+          <w:sz w:val="16"/>
+          <w:szCs w:val="16"/>
+        </w:rPr>
+        <w:t>е</w:t>
+      </w:r>
+      <w:r>
+        <w:rPr>
+          <w:sz w:val="16"/>
+          <w:szCs w:val="16"/>
+        </w:rPr>
+        <w:t xml:space="preserve"> Параметров Объекта</w:t>
+      </w:r>
+      <w:r>
+        <w:rPr>
+          <w:sz w:val="16"/>
+          <w:szCs w:val="16"/>
+        </w:rPr>
         <w:t xml:space="preserve"> (-</w:t>
       </w:r>
-      <w:proofErr w:type="spellStart"/>
-      <w:r>
-        <w:rPr>
-          <w:sz w:val="16"/>
-          <w:szCs w:val="16"/>
-        </w:rPr>
-        <w:t>ов</w:t>
-      </w:r>
-      <w:proofErr w:type="spellEnd"/>
-      <w:r>
-        <w:rPr>
-          <w:sz w:val="16"/>
-          <w:szCs w:val="16"/>
-        </w:rPr>
-        <w:t>)</w:t>
-      </w:r>
-      <w:r>
-        <w:rPr>
-          <w:sz w:val="16"/>
-          <w:szCs w:val="16"/>
-        </w:rPr>
-        <w:t xml:space="preserve">, из которых Стороны исходили при определении размера Авторского вознаграждения, Пользователь обязан </w:t>
-      </w:r>
-      <w:r>
-        <w:rPr>
-          <w:sz w:val="16"/>
-          <w:szCs w:val="16"/>
-        </w:rPr>
-        <w:t xml:space="preserve">уведомлять Общество в срок не позднее 5 (Пяти) дней до момента их фактического изменения.  </w:t>
-      </w:r>
-      <w:r>
-        <w:rPr>
-          <w:sz w:val="16"/>
-          <w:szCs w:val="16"/>
-        </w:rPr>
-        <w:t>И</w:t>
-      </w:r>
-      <w:r>
-        <w:rPr>
-          <w:sz w:val="16"/>
-          <w:szCs w:val="16"/>
-        </w:rPr>
-        <w:t>зменени</w:t>
-      </w:r>
-      <w:r>
-        <w:rPr>
-          <w:sz w:val="16"/>
-          <w:szCs w:val="16"/>
-        </w:rPr>
-        <w:t>е</w:t>
-      </w:r>
-      <w:r>
-        <w:rPr>
-          <w:sz w:val="16"/>
-          <w:szCs w:val="16"/>
-        </w:rPr>
-        <w:t xml:space="preserve"> Параметров Объекта</w:t>
-      </w:r>
-      <w:r>
-        <w:rPr>
-          <w:sz w:val="16"/>
-          <w:szCs w:val="16"/>
-        </w:rPr>
-        <w:t xml:space="preserve"> (-</w:t>
-      </w:r>
-      <w:proofErr w:type="spellStart"/>
-      <w:r>
-        <w:rPr>
-          <w:sz w:val="16"/>
-          <w:szCs w:val="16"/>
-        </w:rPr>
-        <w:t>ов</w:t>
-      </w:r>
-      <w:proofErr w:type="spellEnd"/>
-      <w:r>
-        <w:rPr>
-          <w:sz w:val="16"/>
-          <w:szCs w:val="16"/>
-        </w:rPr>
-        <w:t>)</w:t>
+      <w:r>
+        <w:rPr>
+          <w:sz w:val="16"/>
+          <w:szCs w:val="16"/>
+        </w:rPr>
+        <w:t>ов)</w:t>
       </w:r>
       <w:r>
         <w:rPr>
@@ -2976,23 +2743,7 @@
           <w:sz w:val="16"/>
           <w:szCs w:val="16"/>
         </w:rPr>
-        <w:t>При этом срок действия Дополнительного соглашения устанавливается Сторонами с даты фактического изменения Параметров Объекта (-</w:t>
-      </w:r>
-      <w:proofErr w:type="spellStart"/>
-      <w:r>
-        <w:rPr>
-          <w:sz w:val="16"/>
-          <w:szCs w:val="16"/>
-        </w:rPr>
-        <w:t>ов</w:t>
-      </w:r>
-      <w:proofErr w:type="spellEnd"/>
-      <w:r>
-        <w:rPr>
-          <w:sz w:val="16"/>
-          <w:szCs w:val="16"/>
-        </w:rPr>
-        <w:t>).</w:t>
+        <w:t>При этом срок действия Дополнительного соглашения устанавливается Сторонами с даты фактического изменения Параметров Объекта (-ов).</w:t>
       </w:r>
     </w:p>
     <w:p>
@@ -3098,21 +2849,12 @@
         </w:rPr>
         <w:t xml:space="preserve"> (-</w:t>
       </w:r>
-      <w:proofErr w:type="spellStart"/>
-      <w:r>
-        <w:rPr>
-          <w:sz w:val="16"/>
-          <w:szCs w:val="16"/>
-        </w:rPr>
-        <w:t>ов</w:t>
-      </w:r>
-      <w:proofErr w:type="spellEnd"/>
-      <w:r>
-        <w:rPr>
-          <w:sz w:val="16"/>
-          <w:szCs w:val="16"/>
-        </w:rPr>
-        <w:t>)</w:t>
+      <w:r>
+        <w:rPr>
+          <w:sz w:val="16"/>
+          <w:szCs w:val="16"/>
+        </w:rPr>
+        <w:t>ов)</w:t>
       </w:r>
       <w:r>
         <w:rPr>
@@ -3182,23 +2924,7 @@
           <w:sz w:val="16"/>
           <w:szCs w:val="16"/>
         </w:rPr>
-        <w:t xml:space="preserve"> учетом выявленных Параметров Объекта (-</w:t>
-      </w:r>
-      <w:proofErr w:type="spellStart"/>
-      <w:r>
-        <w:rPr>
-          <w:sz w:val="16"/>
-          <w:szCs w:val="16"/>
-        </w:rPr>
-        <w:t>ов</w:t>
-      </w:r>
-      <w:proofErr w:type="spellEnd"/>
-      <w:r>
-        <w:rPr>
-          <w:sz w:val="16"/>
-          <w:szCs w:val="16"/>
-        </w:rPr>
-        <w:t>)</w:t>
+        <w:t xml:space="preserve"> учетом выявленных Параметров Объекта (-ов)</w:t>
       </w:r>
       <w:r>
         <w:rPr>
@@ -5689,25 +5415,7 @@
           <w:szCs w:val="16"/>
           <w:lang w:val="x-none" w:eastAsia="ar-SA"/>
         </w:rPr>
-        <w:t xml:space="preserve">В случае </w:t>
-      </w:r>
-      <w:proofErr w:type="spellStart"/>
-      <w:r>
-        <w:rPr>
-          <w:sz w:val="16"/>
-          <w:szCs w:val="16"/>
-          <w:lang w:val="x-none" w:eastAsia="ar-SA"/>
-        </w:rPr>
-        <w:t>неизвещения</w:t>
-      </w:r>
-      <w:proofErr w:type="spellEnd"/>
-      <w:r>
-        <w:rPr>
-          <w:sz w:val="16"/>
-          <w:szCs w:val="16"/>
-          <w:lang w:val="x-none" w:eastAsia="ar-SA"/>
-        </w:rPr>
-        <w:t xml:space="preserve"> о наступлении действия форс-мажорных обстоятельств в указанный срок, не</w:t>
+        <w:t>В случае неизвещения о наступлении действия форс-мажорных обстоятельств в указанный срок, не</w:t>
       </w:r>
       <w:r>
         <w:rPr>
@@ -6543,23 +6251,7 @@
           <w:sz w:val="16"/>
           <w:szCs w:val="16"/>
         </w:rPr>
-        <w:t>Стороны согласовали, что электронная переписка, осуществляемая Сторонами в рамках выполнения настоящего Договора по e-</w:t>
-      </w:r>
-      <w:proofErr w:type="spellStart"/>
-      <w:r>
-        <w:rPr>
-          <w:sz w:val="16"/>
-          <w:szCs w:val="16"/>
-        </w:rPr>
-        <w:t>mail</w:t>
-      </w:r>
-      <w:proofErr w:type="spellEnd"/>
-      <w:r>
-        <w:rPr>
-          <w:sz w:val="16"/>
-          <w:szCs w:val="16"/>
-        </w:rPr>
-        <w:t>, адреса которых указаны в настояще</w:t>
+        <w:t>Стороны согласовали, что электронная переписка, осуществляемая Сторонами в рамках выполнения настоящего Договора по e-mail, адреса которых указаны в настояще</w:t>
       </w:r>
       <w:r>
         <w:rPr>
@@ -7000,23 +6692,7 @@
           <w:sz w:val="16"/>
           <w:szCs w:val="16"/>
         </w:rPr>
-        <w:t>Параметры Объекта (-</w:t>
-      </w:r>
-      <w:proofErr w:type="spellStart"/>
-      <w:r>
-        <w:rPr>
-          <w:sz w:val="16"/>
-          <w:szCs w:val="16"/>
-        </w:rPr>
-        <w:t>ов</w:t>
-      </w:r>
-      <w:proofErr w:type="spellEnd"/>
-      <w:r>
-        <w:rPr>
-          <w:sz w:val="16"/>
-          <w:szCs w:val="16"/>
-        </w:rPr>
-        <w:t>) Пользователя и их расчетные характеристики;</w:t>
+        <w:t>Параметры Объекта (-ов) Пользователя и их расчетные характеристики;</w:t>
       </w:r>
     </w:p>
     <w:p>
@@ -7491,23 +7167,7 @@
                 <w:sz w:val="16"/>
                 <w:szCs w:val="16"/>
               </w:rPr>
-              <w:t>р/</w:t>
-            </w:r>
-            <w:proofErr w:type="spellStart"/>
-            <w:r>
-              <w:rPr>
-                <w:sz w:val="16"/>
-                <w:szCs w:val="16"/>
-              </w:rPr>
-              <w:t>сч</w:t>
-            </w:r>
-            <w:proofErr w:type="spellEnd"/>
-            <w:r>
-              <w:rPr>
-                <w:sz w:val="16"/>
-                <w:szCs w:val="16"/>
-              </w:rPr>
-              <w:t>. 40703810800000110611</w:t>
+              <w:t>р/сч. 40703810800000110611</w:t>
             </w:r>
           </w:p>
           <w:p>
@@ -7523,23 +7183,7 @@
                 <w:sz w:val="16"/>
                 <w:szCs w:val="16"/>
               </w:rPr>
-              <w:t xml:space="preserve">в: КБ "НОВЫЙ ВЕК" ООО </w:t>
-            </w:r>
-            <w:proofErr w:type="spellStart"/>
-            <w:r>
-              <w:rPr>
-                <w:sz w:val="16"/>
-                <w:szCs w:val="16"/>
-              </w:rPr>
-              <w:t>г.Москва</w:t>
-            </w:r>
-            <w:proofErr w:type="spellEnd"/>
-            <w:r>
-              <w:rPr>
-                <w:sz w:val="16"/>
-                <w:szCs w:val="16"/>
-              </w:rPr>
-              <w:t>,</w:t>
+              <w:t>в: КБ "НОВЫЙ ВЕК" ООО г.Москва,</w:t>
             </w:r>
           </w:p>
           <w:p>
@@ -7549,21 +7193,12 @@
                 <w:szCs w:val="16"/>
               </w:rPr>
             </w:pPr>
-            <w:proofErr w:type="spellStart"/>
             <w:r>
               <w:rPr>
                 <w:sz w:val="16"/>
                 <w:szCs w:val="16"/>
               </w:rPr>
-              <w:t>кор.сч</w:t>
-            </w:r>
-            <w:proofErr w:type="spellEnd"/>
-            <w:r>
-              <w:rPr>
-                <w:sz w:val="16"/>
-                <w:szCs w:val="16"/>
-              </w:rPr>
-              <w:t xml:space="preserve">. 30101810845250000517 </w:t>
+              <w:t xml:space="preserve">кор.сч. 30101810845250000517 </w:t>
             </w:r>
           </w:p>
           <w:p>
@@ -7633,7 +7268,6 @@
               </w:rPr>
               <w:t xml:space="preserve">: </w:t>
             </w:r>
-            <w:proofErr w:type="spellStart"/>
             <w:r>
               <w:rPr>
                 <w:sz w:val="16"/>
@@ -7642,7 +7276,6 @@
               </w:rPr>
               <w:t>usv</w:t>
             </w:r>
-            <w:proofErr w:type="spellEnd"/>
             <w:r>
               <w:rPr>
                 <w:sz w:val="16"/>
@@ -7650,7 +7283,6 @@
               </w:rPr>
               <w:t>@</w:t>
             </w:r>
-            <w:proofErr w:type="spellStart"/>
             <w:r>
               <w:rPr>
                 <w:sz w:val="16"/>
@@ -7659,7 +7291,6 @@
               </w:rPr>
               <w:t>rao</w:t>
             </w:r>
-            <w:proofErr w:type="spellEnd"/>
             <w:r>
               <w:rPr>
                 <w:sz w:val="16"/>
@@ -7667,7 +7298,6 @@
               </w:rPr>
               <w:t>.</w:t>
             </w:r>
-            <w:proofErr w:type="spellStart"/>
             <w:r>
               <w:rPr>
                 <w:sz w:val="16"/>
@@ -7676,7 +7306,6 @@
               </w:rPr>
               <w:t>ru</w:t>
             </w:r>
-            <w:proofErr w:type="spellEnd"/>
           </w:p>
           <w:p>
             <w:pPr>
@@ -7901,23 +7530,7 @@
                 <w:sz w:val="16"/>
                 <w:szCs w:val="16"/>
               </w:rPr>
-              <w:t>E-</w:t>
-            </w:r>
-            <w:proofErr w:type="spellStart"/>
-            <w:r>
-              <w:rPr>
-                <w:sz w:val="16"/>
-                <w:szCs w:val="16"/>
-              </w:rPr>
-              <w:t>mail</w:t>
-            </w:r>
-            <w:proofErr w:type="spellEnd"/>
-            <w:r>
-              <w:rPr>
-                <w:sz w:val="16"/>
-                <w:szCs w:val="16"/>
-              </w:rPr>
-              <w:t xml:space="preserve"> для отчета: </w:t>
+              <w:t xml:space="preserve">E-mail для отчета: </w:t>
             </w:r>
             <w:hyperlink r:id="rId12" w:history="1">
               <w:r>
@@ -7996,23 +7609,7 @@
                 <w:sz w:val="16"/>
                 <w:szCs w:val="16"/>
               </w:rPr>
-              <w:t>р/</w:t>
-            </w:r>
-            <w:proofErr w:type="spellStart"/>
-            <w:r>
-              <w:rPr>
-                <w:sz w:val="16"/>
-                <w:szCs w:val="16"/>
-              </w:rPr>
-              <w:t>сч</w:t>
-            </w:r>
-            <w:proofErr w:type="spellEnd"/>
-            <w:r>
-              <w:rPr>
-                <w:sz w:val="16"/>
-                <w:szCs w:val="16"/>
-              </w:rPr>
-              <w:t>. № {{RASCHECT_SCHET}}</w:t>
+              <w:t>р/сч. № {{RASCHECT_SCHET}}</w:t>
             </w:r>
           </w:p>
           <w:p>
@@ -8039,37 +7636,12 @@
                 <w:szCs w:val="16"/>
               </w:rPr>
             </w:pPr>
-            <w:proofErr w:type="spellStart"/>
             <w:r>
               <w:rPr>
                 <w:sz w:val="16"/>
                 <w:szCs w:val="16"/>
               </w:rPr>
-              <w:t>кор</w:t>
-            </w:r>
-            <w:proofErr w:type="spellEnd"/>
-            <w:r>
-              <w:rPr>
-                <w:sz w:val="16"/>
-                <w:szCs w:val="16"/>
-              </w:rPr>
-              <w:t xml:space="preserve">. </w:t>
-            </w:r>
-            <w:proofErr w:type="spellStart"/>
-            <w:r>
-              <w:rPr>
-                <w:sz w:val="16"/>
-                <w:szCs w:val="16"/>
-              </w:rPr>
-              <w:t>сч</w:t>
-            </w:r>
-            <w:proofErr w:type="spellEnd"/>
-            <w:r>
-              <w:rPr>
-                <w:sz w:val="16"/>
-                <w:szCs w:val="16"/>
-              </w:rPr>
-              <w:t>. {{KOR_SCHET}}</w:t>
+              <w:t>кор. сч. {{KOR_SCHET}}</w:t>
             </w:r>
           </w:p>
           <w:p>
@@ -8116,23 +7688,7 @@
                 <w:sz w:val="16"/>
                 <w:szCs w:val="16"/>
               </w:rPr>
-              <w:t>E-</w:t>
-            </w:r>
-            <w:proofErr w:type="spellStart"/>
-            <w:r>
-              <w:rPr>
-                <w:sz w:val="16"/>
-                <w:szCs w:val="16"/>
-              </w:rPr>
-              <w:t>mail</w:t>
-            </w:r>
-            <w:proofErr w:type="spellEnd"/>
-            <w:r>
-              <w:rPr>
-                <w:sz w:val="16"/>
-                <w:szCs w:val="16"/>
-              </w:rPr>
-              <w:t>: {{MAIL}}</w:t>
+              <w:t>E-mail: {{MAIL}}</w:t>
             </w:r>
           </w:p>
         </w:tc>
@@ -8877,8 +8433,6 @@
           <w:szCs w:val="16"/>
         </w:rPr>
       </w:pPr>
-      <w:bookmarkStart w:id="0" w:name="_GoBack"/>
-      <w:bookmarkEnd w:id="0"/>
     </w:p>
     <w:p>
       <w:pPr>
@@ -9200,25 +8754,7 @@
           <w:sz w:val="16"/>
           <w:szCs w:val="16"/>
         </w:rPr>
-        <w:t>Параметры Объекта (-</w:t>
-      </w:r>
-      <w:proofErr w:type="spellStart"/>
-      <w:r>
-        <w:rPr>
-          <w:b/>
-          <w:sz w:val="16"/>
-          <w:szCs w:val="16"/>
-        </w:rPr>
-        <w:t>ов</w:t>
-      </w:r>
-      <w:proofErr w:type="spellEnd"/>
-      <w:r>
-        <w:rPr>
-          <w:b/>
-          <w:sz w:val="16"/>
-          <w:szCs w:val="16"/>
-        </w:rPr>
-        <w:t>) Пользователя и их расчетные характеристики</w:t>
+        <w:t>Параметры Объекта (-ов) Пользователя и их расчетные характеристики</w:t>
       </w:r>
     </w:p>
     <w:p>
@@ -9974,6 +9510,7 @@
         <w:spacing w:before="120"/>
         <w:jc w:val="both"/>
         <w:rPr>
+          <w:b/>
           <w:bCs/>
           <w:sz w:val="16"/>
           <w:szCs w:val="16"/>
@@ -9981,23 +9518,27 @@
       </w:pPr>
       <w:r>
         <w:rPr>
+          <w:b/>
+          <w:bCs/>
           <w:sz w:val="16"/>
           <w:szCs w:val="16"/>
           <w:lang w:val="en-US"/>
         </w:rPr>
         <w:t xml:space="preserve">{{TOTAL_SUM_NUM}} ({{TOTAL_SUM_WORDS}}) </w:t>
       </w:r>
-      <w:proofErr w:type="spellStart"/>
-      <w:r>
-        <w:rPr>
+      <w:r>
+        <w:rPr>
+          <w:b/>
+          <w:bCs/>
           <w:sz w:val="16"/>
           <w:szCs w:val="16"/>
         </w:rPr>
         <w:t>руб</w:t>
       </w:r>
-      <w:proofErr w:type="spellEnd"/>
-      <w:r>
-        <w:rPr>
+      <w:r>
+        <w:rPr>
+          <w:b/>
+          <w:bCs/>
           <w:sz w:val="16"/>
           <w:szCs w:val="16"/>
           <w:lang w:val="en-US"/>
@@ -10006,18 +9547,12 @@
       </w:r>
       <w:r>
         <w:rPr>
-          <w:sz w:val="16"/>
-          <w:szCs w:val="16"/>
-        </w:rPr>
-        <w:t>{{TOTAL_KOP}}</w:t>
-      </w:r>
-      <w:r>
-        <w:rPr>
+          <w:b/>
           <w:bCs/>
           <w:sz w:val="16"/>
           <w:szCs w:val="16"/>
         </w:rPr>
-        <w:t xml:space="preserve"> коп.</w:t>
+        <w:t>{{TOTAL_KOP}} коп.</w:t>
       </w:r>
     </w:p>
     <w:p>
@@ -11270,7 +10805,7 @@
                     </wp:anchor>
                   </w:drawing>
                 </mc:Choice>
-                <mc:Fallback xmlns:cx2="http://schemas.microsoft.com/office/drawing/2015/10/21/chartex" xmlns:cx3="http://schemas.microsoft.com/office/drawing/2016/5/9/chartex" xmlns:cx4="http://schemas.microsoft.com/office/drawing/2016/5/10/chartex" xmlns:cx5="http://schemas.microsoft.com/office/drawing/2016/5/11/chartex" xmlns:cx6="http://schemas.microsoft.com/office/drawing/2016/5/12/chartex" xmlns:cx7="http://schemas.microsoft.com/office/drawing/2016/5/13/chartex" xmlns:cx8="http://schemas.microsoft.com/office/drawing/2016/5/14/chartex" xmlns:aink="http://schemas.microsoft.com/office/drawing/2016/ink" xmlns:am3d="http://schemas.microsoft.com/office/drawing/2017/model3d" xmlns:w16cex="http://schemas.microsoft.com/office/word/2018/wordml/cex" xmlns:w16cid="http://schemas.microsoft.com/office/word/2016/wordml/cid" xmlns:w16="http://schemas.microsoft.com/office/word/2018/wordml" xmlns:w16sdtdh="http://schemas.microsoft.com/office/word/2020/wordml/sdtdatahash">
+                <mc:Fallback>
                   <w:pict>
                     <v:shapetype w14:anchorId="516CA787" id="_x0000_t202" coordsize="21600,21600" o:spt="202" path="m,l,21600r21600,l21600,xe">
                       <v:stroke joinstyle="miter"/>
@@ -12413,56 +11948,8 @@
 </w:document>
 </file>
 
-<file path=word/commentsExtensible.xml><?xml version="1.0" encoding="utf-8"?>
-<w16cex:commentsExtensible xmlns:wpc="http://schemas.microsoft.com/office/word/2010/wordprocessingCanvas" xmlns:cx="http://schemas.microsoft.com/office/drawing/2014/chartex" xmlns:cx1="http://schemas.microsoft.com/office/drawing/2015/9/8/chartex" xmlns:cx2="http://schemas.microsoft.com/office/drawing/2015/10/21/chartex" xmlns:cx3="http://schemas.microsoft.com/office/drawing/2016/5/9/chartex" xmlns:cx4="http://schemas.microsoft.com/office/drawing/2016/5/10/chartex" xmlns:cx5="http://schemas.microsoft.com/office/drawing/2016/5/11/chartex" xmlns:cx6="http://schemas.microsoft.com/office/drawing/2016/5/12/chartex" xmlns:cx7="http://schemas.microsoft.com/office/drawing/2016/5/13/chartex" xmlns:cx8="http://schemas.microsoft.com/office/drawing/2016/5/14/chartex" xmlns:mc="http://schemas.openxmlformats.org/markup-compatibility/2006" xmlns:aink="http://schemas.microsoft.com/office/drawing/2016/ink" xmlns:am3d="http://schemas.microsoft.com/office/drawing/2017/model3d" xmlns:o="urn:schemas-microsoft-com:office:office" xmlns:r="http://schemas.openxmlformats.org/officeDocument/2006/relationships" xmlns:m="http://schemas.openxmlformats.org/officeDocument/2006/math" xmlns:v="urn:schemas-microsoft-com:vml" xmlns:wp14="http://schemas.microsoft.com/office/word/2010/wordprocessingDrawing" xmlns:wp="http://schemas.openxmlformats.org/drawingml/2006/wordprocessingDrawing" xmlns:w10="urn:schemas-microsoft-com:office:word" xmlns:w="http://schemas.openxmlformats.org/wordprocessingml/2006/main" xmlns:w14="http://schemas.microsoft.com/office/word/2010/wordml" xmlns:w15="http://schemas.microsoft.com/office/word/2012/wordml" xmlns:w16cex="http://schemas.microsoft.com/office/word/2018/wordml/cex" xmlns:w16cid="http://schemas.microsoft.com/office/word/2016/wordml/cid" xmlns:w16="http://schemas.microsoft.com/office/word/2018/wordml" xmlns:w16sdtdh="http://schemas.microsoft.com/office/word/2020/wordml/sdtdatahash" xmlns:w16se="http://schemas.microsoft.com/office/word/2015/wordml/symex" xmlns:wpg="http://schemas.microsoft.com/office/word/2010/wordprocessingGroup" xmlns:wpi="http://schemas.microsoft.com/office/word/2010/wordprocessingInk" xmlns:wne="http://schemas.microsoft.com/office/word/2006/wordml" xmlns:wps="http://schemas.microsoft.com/office/word/2010/wordprocessingShape" mc:Ignorable="w14 w15 w16se w16cid w16 w16cex w16sdtdh wp14">
-  <w16cex:commentExtensible w16cex:durableId="2D07A009" w16cex:dateUtc="2026-01-06T11:51:00Z"/>
-  <w16cex:commentExtensible w16cex:durableId="2D07A02B" w16cex:dateUtc="2026-01-06T11:52:00Z"/>
-  <w16cex:commentExtensible w16cex:durableId="2D07A02F" w16cex:dateUtc="2026-01-06T11:52:00Z"/>
-  <w16cex:commentExtensible w16cex:durableId="2D07A035" w16cex:dateUtc="2026-01-06T11:52:00Z"/>
-  <w16cex:commentExtensible w16cex:durableId="2D0798B5" w16cex:dateUtc="2026-01-06T11:20:00Z"/>
-  <w16cex:commentExtensible w16cex:durableId="2D07A074" w16cex:dateUtc="2026-01-06T11:53:00Z"/>
-  <w16cex:commentExtensible w16cex:durableId="2D07A084" w16cex:dateUtc="2026-01-06T11:53:00Z"/>
-  <w16cex:commentExtensible w16cex:durableId="2D07A08E" w16cex:dateUtc="2026-01-06T11:54:00Z"/>
-  <w16cex:commentExtensible w16cex:durableId="2D07A09B" w16cex:dateUtc="2026-01-06T11:54:00Z"/>
-  <w16cex:commentExtensible w16cex:durableId="2D07A0A2" w16cex:dateUtc="2026-01-06T11:54:00Z"/>
-  <w16cex:commentExtensible w16cex:durableId="2D07A0A8" w16cex:dateUtc="2026-01-06T11:54:00Z"/>
-  <w16cex:commentExtensible w16cex:durableId="2D07A0F7" w16cex:dateUtc="2026-01-06T11:55:00Z"/>
-  <w16cex:commentExtensible w16cex:durableId="2D07A121" w16cex:dateUtc="2026-01-06T11:56:00Z"/>
-  <w16cex:commentExtensible w16cex:durableId="2D07A131" w16cex:dateUtc="2026-01-06T11:56:00Z"/>
-  <w16cex:commentExtensible w16cex:durableId="2D07A142" w16cex:dateUtc="2026-01-06T11:57:00Z"/>
-  <w16cex:commentExtensible w16cex:durableId="2D07A148" w16cex:dateUtc="2026-01-06T11:57:00Z"/>
-  <w16cex:commentExtensible w16cex:durableId="2D07A168" w16cex:dateUtc="2026-01-06T11:57:00Z"/>
-  <w16cex:commentExtensible w16cex:durableId="2D07A16F" w16cex:dateUtc="2026-01-06T11:57:00Z"/>
-  <w16cex:commentExtensible w16cex:durableId="2D07A17E" w16cex:dateUtc="2026-01-06T11:58:00Z"/>
-</w16cex:commentsExtensible>
-</file>
-
-<file path=word/commentsIds.xml><?xml version="1.0" encoding="utf-8"?>
-<w16cid:commentsIds xmlns:wpc="http://schemas.microsoft.com/office/word/2010/wordprocessingCanvas" xmlns:cx="http://schemas.microsoft.com/office/drawing/2014/chartex" xmlns:cx1="http://schemas.microsoft.com/office/drawing/2015/9/8/chartex" xmlns:cx2="http://schemas.microsoft.com/office/drawing/2015/10/21/chartex" xmlns:cx3="http://schemas.microsoft.com/office/drawing/2016/5/9/chartex" xmlns:cx4="http://schemas.microsoft.com/office/drawing/2016/5/10/chartex" xmlns:cx5="http://schemas.microsoft.com/office/drawing/2016/5/11/chartex" xmlns:cx6="http://schemas.microsoft.com/office/drawing/2016/5/12/chartex" xmlns:cx7="http://schemas.microsoft.com/office/drawing/2016/5/13/chartex" xmlns:cx8="http://schemas.microsoft.com/office/drawing/2016/5/14/chartex" xmlns:mc="http://schemas.openxmlformats.org/markup-compatibility/2006" xmlns:aink="http://schemas.microsoft.com/office/drawing/2016/ink" xmlns:am3d="http://schemas.microsoft.com/office/drawing/2017/model3d" xmlns:o="urn:schemas-microsoft-com:office:office" xmlns:r="http://schemas.openxmlformats.org/officeDocument/2006/relationships" xmlns:m="http://schemas.openxmlformats.org/officeDocument/2006/math" xmlns:v="urn:schemas-microsoft-com:vml" xmlns:wp14="http://schemas.microsoft.com/office/word/2010/wordprocessingDrawing" xmlns:wp="http://schemas.openxmlformats.org/drawingml/2006/wordprocessingDrawing" xmlns:w10="urn:schemas-microsoft-com:office:word" xmlns:w="http://schemas.openxmlformats.org/wordprocessingml/2006/main" xmlns:w14="http://schemas.microsoft.com/office/word/2010/wordml" xmlns:w15="http://schemas.microsoft.com/office/word/2012/wordml" xmlns:w16cex="http://schemas.microsoft.com/office/word/2018/wordml/cex" xmlns:w16cid="http://schemas.microsoft.com/office/word/2016/wordml/cid" xmlns:w16="http://schemas.microsoft.com/office/word/2018/wordml" xmlns:w16sdtdh="http://schemas.microsoft.com/office/word/2020/wordml/sdtdatahash" xmlns:w16se="http://schemas.microsoft.com/office/word/2015/wordml/symex" xmlns:wpg="http://schemas.microsoft.com/office/word/2010/wordprocessingGroup" xmlns:wpi="http://schemas.microsoft.com/office/word/2010/wordprocessingInk" xmlns:wne="http://schemas.microsoft.com/office/word/2006/wordml" xmlns:wps="http://schemas.microsoft.com/office/word/2010/wordprocessingShape" mc:Ignorable="w14 w15 w16se w16cid w16 w16cex w16sdtdh wp14">
-  <w16cid:commentId w16cid:paraId="6DE2D457" w16cid:durableId="2D07A009"/>
-  <w16cid:commentId w16cid:paraId="5E93C3ED" w16cid:durableId="2D07A02B"/>
-  <w16cid:commentId w16cid:paraId="02D0273B" w16cid:durableId="2D07A02F"/>
-  <w16cid:commentId w16cid:paraId="2370FE02" w16cid:durableId="2D07A035"/>
-  <w16cid:commentId w16cid:paraId="140C602F" w16cid:durableId="2D0798B5"/>
-  <w16cid:commentId w16cid:paraId="18A57CAA" w16cid:durableId="2D07A074"/>
-  <w16cid:commentId w16cid:paraId="3098D23E" w16cid:durableId="2D07A084"/>
-  <w16cid:commentId w16cid:paraId="568ADF3C" w16cid:durableId="2D07A08E"/>
-  <w16cid:commentId w16cid:paraId="78A876ED" w16cid:durableId="2D07A09B"/>
-  <w16cid:commentId w16cid:paraId="627E8930" w16cid:durableId="2D07A0A2"/>
-  <w16cid:commentId w16cid:paraId="2B25BAF4" w16cid:durableId="2D07A0A8"/>
-  <w16cid:commentId w16cid:paraId="407575E7" w16cid:durableId="2D07A0F7"/>
-  <w16cid:commentId w16cid:paraId="5F375456" w16cid:durableId="2D07A121"/>
-  <w16cid:commentId w16cid:paraId="79E2DD8F" w16cid:durableId="2D07A131"/>
-  <w16cid:commentId w16cid:paraId="2EDB486D" w16cid:durableId="2D07A142"/>
-  <w16cid:commentId w16cid:paraId="02F08B7C" w16cid:durableId="2D07A148"/>
-  <w16cid:commentId w16cid:paraId="41CBF318" w16cid:durableId="2D07A168"/>
-  <w16cid:commentId w16cid:paraId="51771043" w16cid:durableId="2D07A16F"/>
-  <w16cid:commentId w16cid:paraId="37F3A8CF" w16cid:durableId="2D07A17E"/>
-</w16cid:commentsIds>
-</file>
-
 <file path=word/endnotes.xml><?xml version="1.0" encoding="utf-8"?>
-<w:endnotes xmlns:wpc="http://schemas.microsoft.com/office/word/2010/wordprocessingCanvas" xmlns:cx="http://schemas.microsoft.com/office/drawing/2014/chartex" xmlns:cx1="http://schemas.microsoft.com/office/drawing/2015/9/8/chartex" xmlns:mc="http://schemas.openxmlformats.org/markup-compatibility/2006" xmlns:o="urn:schemas-microsoft-com:office:office" xmlns:r="http://schemas.openxmlformats.org/officeDocument/2006/relationships" xmlns:m="http://schemas.openxmlformats.org/officeDocument/2006/math" xmlns:v="urn:schemas-microsoft-com:vml" xmlns:wp14="http://schemas.microsoft.com/office/word/2010/wordprocessingDrawing" xmlns:wp="http://schemas.openxmlformats.org/drawingml/2006/wordprocessingDrawing" xmlns:w10="urn:schemas-microsoft-com:office:word" xmlns:w="http://schemas.openxmlformats.org/wordprocessingml/2006/main" xmlns:w14="http://schemas.microsoft.com/office/word/2010/wordml" xmlns:w15="http://schemas.microsoft.com/office/word/2012/wordml" xmlns:w16se="http://schemas.microsoft.com/office/word/2015/wordml/symex" xmlns:wpg="http://schemas.microsoft.com/office/word/2010/wordprocessingGroup" xmlns:wpi="http://schemas.microsoft.com/office/word/2010/wordprocessingInk" xmlns:wne="http://schemas.microsoft.com/office/word/2006/wordml" xmlns:wps="http://schemas.microsoft.com/office/word/2010/wordprocessingShape" mc:Ignorable="w14 w15 w16se wp14">
+<w:endnotes xmlns:wpc="http://schemas.microsoft.com/office/word/2010/wordprocessingCanvas" xmlns:cx="http://schemas.microsoft.com/office/drawing/2014/chartex" xmlns:cx1="http://schemas.microsoft.com/office/drawing/2015/9/8/chartex" xmlns:cx2="http://schemas.microsoft.com/office/drawing/2015/10/21/chartex" xmlns:cx3="http://schemas.microsoft.com/office/drawing/2016/5/9/chartex" xmlns:cx4="http://schemas.microsoft.com/office/drawing/2016/5/10/chartex" xmlns:cx5="http://schemas.microsoft.com/office/drawing/2016/5/11/chartex" xmlns:cx6="http://schemas.microsoft.com/office/drawing/2016/5/12/chartex" xmlns:cx7="http://schemas.microsoft.com/office/drawing/2016/5/13/chartex" xmlns:cx8="http://schemas.microsoft.com/office/drawing/2016/5/14/chartex" xmlns:mc="http://schemas.openxmlformats.org/markup-compatibility/2006" xmlns:aink="http://schemas.microsoft.com/office/drawing/2016/ink" xmlns:am3d="http://schemas.microsoft.com/office/drawing/2017/model3d" xmlns:o="urn:schemas-microsoft-com:office:office" xmlns:oel="http://schemas.microsoft.com/office/2019/extlst" xmlns:r="http://schemas.openxmlformats.org/officeDocument/2006/relationships" xmlns:m="http://schemas.openxmlformats.org/officeDocument/2006/math" xmlns:v="urn:schemas-microsoft-com:vml" xmlns:wp14="http://schemas.microsoft.com/office/word/2010/wordprocessingDrawing" xmlns:wp="http://schemas.openxmlformats.org/drawingml/2006/wordprocessingDrawing" xmlns:w10="urn:schemas-microsoft-com:office:word" xmlns:w="http://schemas.openxmlformats.org/wordprocessingml/2006/main" xmlns:w14="http://schemas.microsoft.com/office/word/2010/wordml" xmlns:w15="http://schemas.microsoft.com/office/word/2012/wordml" xmlns:w16cex="http://schemas.microsoft.com/office/word/2018/wordml/cex" xmlns:w16cid="http://schemas.microsoft.com/office/word/2016/wordml/cid" xmlns:w16="http://schemas.microsoft.com/office/word/2018/wordml" xmlns:w16sdtdh="http://schemas.microsoft.com/office/word/2020/wordml/sdtdatahash" xmlns:w16se="http://schemas.microsoft.com/office/word/2015/wordml/symex" xmlns:wpg="http://schemas.microsoft.com/office/word/2010/wordprocessingGroup" xmlns:wpi="http://schemas.microsoft.com/office/word/2010/wordprocessingInk" xmlns:wne="http://schemas.microsoft.com/office/word/2006/wordml" xmlns:wps="http://schemas.microsoft.com/office/word/2010/wordprocessingShape" mc:Ignorable="w14 w15 w16se w16cid w16 w16cex w16sdtdh wp14">
   <w:endnote w:type="separator" w:id="-1">
     <w:p>
       <w:r>
@@ -12481,7 +11968,7 @@
 </file>
 
 <file path=word/footer1.xml><?xml version="1.0" encoding="utf-8"?>
-<w:ftr xmlns:wpc="http://schemas.microsoft.com/office/word/2010/wordprocessingCanvas" xmlns:cx="http://schemas.microsoft.com/office/drawing/2014/chartex" xmlns:cx1="http://schemas.microsoft.com/office/drawing/2015/9/8/chartex" xmlns:mc="http://schemas.openxmlformats.org/markup-compatibility/2006" xmlns:o="urn:schemas-microsoft-com:office:office" xmlns:r="http://schemas.openxmlformats.org/officeDocument/2006/relationships" xmlns:m="http://schemas.openxmlformats.org/officeDocument/2006/math" xmlns:v="urn:schemas-microsoft-com:vml" xmlns:wp14="http://schemas.microsoft.com/office/word/2010/wordprocessingDrawing" xmlns:wp="http://schemas.openxmlformats.org/drawingml/2006/wordprocessingDrawing" xmlns:w10="urn:schemas-microsoft-com:office:word" xmlns:w="http://schemas.openxmlformats.org/wordprocessingml/2006/main" xmlns:w14="http://schemas.microsoft.com/office/word/2010/wordml" xmlns:w15="http://schemas.microsoft.com/office/word/2012/wordml" xmlns:w16se="http://schemas.microsoft.com/office/word/2015/wordml/symex" xmlns:wpg="http://schemas.microsoft.com/office/word/2010/wordprocessingGroup" xmlns:wpi="http://schemas.microsoft.com/office/word/2010/wordprocessingInk" xmlns:wne="http://schemas.microsoft.com/office/word/2006/wordml" xmlns:wps="http://schemas.microsoft.com/office/word/2010/wordprocessingShape" mc:Ignorable="w14 w15 w16se wp14">
+<w:ftr xmlns:wpc="http://schemas.microsoft.com/office/word/2010/wordprocessingCanvas" xmlns:cx="http://schemas.microsoft.com/office/drawing/2014/chartex" xmlns:cx1="http://schemas.microsoft.com/office/drawing/2015/9/8/chartex" xmlns:cx2="http://schemas.microsoft.com/office/drawing/2015/10/21/chartex" xmlns:cx3="http://schemas.microsoft.com/office/drawing/2016/5/9/chartex" xmlns:cx4="http://schemas.microsoft.com/office/drawing/2016/5/10/chartex" xmlns:cx5="http://schemas.microsoft.com/office/drawing/2016/5/11/chartex" xmlns:cx6="http://schemas.microsoft.com/office/drawing/2016/5/12/chartex" xmlns:cx7="http://schemas.microsoft.com/office/drawing/2016/5/13/chartex" xmlns:cx8="http://schemas.microsoft.com/office/drawing/2016/5/14/chartex" xmlns:mc="http://schemas.openxmlformats.org/markup-compatibility/2006" xmlns:aink="http://schemas.microsoft.com/office/drawing/2016/ink" xmlns:am3d="http://schemas.microsoft.com/office/drawing/2017/model3d" xmlns:o="urn:schemas-microsoft-com:office:office" xmlns:oel="http://schemas.microsoft.com/office/2019/extlst" xmlns:r="http://schemas.openxmlformats.org/officeDocument/2006/relationships" xmlns:m="http://schemas.openxmlformats.org/officeDocument/2006/math" xmlns:v="urn:schemas-microsoft-com:vml" xmlns:wp14="http://schemas.microsoft.com/office/word/2010/wordprocessingDrawing" xmlns:wp="http://schemas.openxmlformats.org/drawingml/2006/wordprocessingDrawing" xmlns:w10="urn:schemas-microsoft-com:office:word" xmlns:w="http://schemas.openxmlformats.org/wordprocessingml/2006/main" xmlns:w14="http://schemas.microsoft.com/office/word/2010/wordml" xmlns:w15="http://schemas.microsoft.com/office/word/2012/wordml" xmlns:w16cex="http://schemas.microsoft.com/office/word/2018/wordml/cex" xmlns:w16cid="http://schemas.microsoft.com/office/word/2016/wordml/cid" xmlns:w16="http://schemas.microsoft.com/office/word/2018/wordml" xmlns:w16sdtdh="http://schemas.microsoft.com/office/word/2020/wordml/sdtdatahash" xmlns:w16se="http://schemas.microsoft.com/office/word/2015/wordml/symex" xmlns:wpg="http://schemas.microsoft.com/office/word/2010/wordprocessingGroup" xmlns:wpi="http://schemas.microsoft.com/office/word/2010/wordprocessingInk" xmlns:wne="http://schemas.microsoft.com/office/word/2006/wordml" xmlns:wps="http://schemas.microsoft.com/office/word/2010/wordprocessingShape" mc:Ignorable="w14 w15 w16se w16cid w16 w16cex w16sdtdh wp14">
   <w:p>
     <w:pPr>
       <w:pStyle w:val="aa"/>
@@ -12526,7 +12013,7 @@
 </file>
 
 <file path=word/footer2.xml><?xml version="1.0" encoding="utf-8"?>
-<w:ftr xmlns:wpc="http://schemas.microsoft.com/office/word/2010/wordprocessingCanvas" xmlns:cx="http://schemas.microsoft.com/office/drawing/2014/chartex" xmlns:cx1="http://schemas.microsoft.com/office/drawing/2015/9/8/chartex" xmlns:mc="http://schemas.openxmlformats.org/markup-compatibility/2006" xmlns:o="urn:schemas-microsoft-com:office:office" xmlns:r="http://schemas.openxmlformats.org/officeDocument/2006/relationships" xmlns:m="http://schemas.openxmlformats.org/officeDocument/2006/math" xmlns:v="urn:schemas-microsoft-com:vml" xmlns:wp14="http://schemas.microsoft.com/office/word/2010/wordprocessingDrawing" xmlns:wp="http://schemas.openxmlformats.org/drawingml/2006/wordprocessingDrawing" xmlns:w10="urn:schemas-microsoft-com:office:word" xmlns:w="http://schemas.openxmlformats.org/wordprocessingml/2006/main" xmlns:w14="http://schemas.microsoft.com/office/word/2010/wordml" xmlns:w15="http://schemas.microsoft.com/office/word/2012/wordml" xmlns:w16se="http://schemas.microsoft.com/office/word/2015/wordml/symex" xmlns:wpg="http://schemas.microsoft.com/office/word/2010/wordprocessingGroup" xmlns:wpi="http://schemas.microsoft.com/office/word/2010/wordprocessingInk" xmlns:wne="http://schemas.microsoft.com/office/word/2006/wordml" xmlns:wps="http://schemas.microsoft.com/office/word/2010/wordprocessingShape" mc:Ignorable="w14 w15 w16se wp14">
+<w:ftr xmlns:wpc="http://schemas.microsoft.com/office/word/2010/wordprocessingCanvas" xmlns:cx="http://schemas.microsoft.com/office/drawing/2014/chartex" xmlns:cx1="http://schemas.microsoft.com/office/drawing/2015/9/8/chartex" xmlns:cx2="http://schemas.microsoft.com/office/drawing/2015/10/21/chartex" xmlns:cx3="http://schemas.microsoft.com/office/drawing/2016/5/9/chartex" xmlns:cx4="http://schemas.microsoft.com/office/drawing/2016/5/10/chartex" xmlns:cx5="http://schemas.microsoft.com/office/drawing/2016/5/11/chartex" xmlns:cx6="http://schemas.microsoft.com/office/drawing/2016/5/12/chartex" xmlns:cx7="http://schemas.microsoft.com/office/drawing/2016/5/13/chartex" xmlns:cx8="http://schemas.microsoft.com/office/drawing/2016/5/14/chartex" xmlns:mc="http://schemas.openxmlformats.org/markup-compatibility/2006" xmlns:aink="http://schemas.microsoft.com/office/drawing/2016/ink" xmlns:am3d="http://schemas.microsoft.com/office/drawing/2017/model3d" xmlns:o="urn:schemas-microsoft-com:office:office" xmlns:oel="http://schemas.microsoft.com/office/2019/extlst" xmlns:r="http://schemas.openxmlformats.org/officeDocument/2006/relationships" xmlns:m="http://schemas.openxmlformats.org/officeDocument/2006/math" xmlns:v="urn:schemas-microsoft-com:vml" xmlns:wp14="http://schemas.microsoft.com/office/word/2010/wordprocessingDrawing" xmlns:wp="http://schemas.openxmlformats.org/drawingml/2006/wordprocessingDrawing" xmlns:w10="urn:schemas-microsoft-com:office:word" xmlns:w="http://schemas.openxmlformats.org/wordprocessingml/2006/main" xmlns:w14="http://schemas.microsoft.com/office/word/2010/wordml" xmlns:w15="http://schemas.microsoft.com/office/word/2012/wordml" xmlns:w16cex="http://schemas.microsoft.com/office/word/2018/wordml/cex" xmlns:w16cid="http://schemas.microsoft.com/office/word/2016/wordml/cid" xmlns:w16="http://schemas.microsoft.com/office/word/2018/wordml" xmlns:w16sdtdh="http://schemas.microsoft.com/office/word/2020/wordml/sdtdatahash" xmlns:w16se="http://schemas.microsoft.com/office/word/2015/wordml/symex" xmlns:wpg="http://schemas.microsoft.com/office/word/2010/wordprocessingGroup" xmlns:wpi="http://schemas.microsoft.com/office/word/2010/wordprocessingInk" xmlns:wne="http://schemas.microsoft.com/office/word/2006/wordml" xmlns:wps="http://schemas.microsoft.com/office/word/2010/wordprocessingShape" mc:Ignorable="w14 w15 w16se w16cid w16 w16cex w16sdtdh wp14">
   <w:p>
     <w:pPr>
       <w:pStyle w:val="aa"/>
@@ -12571,7 +12058,7 @@
 </file>
 
 <file path=word/footnotes.xml><?xml version="1.0" encoding="utf-8"?>
-<w:footnotes xmlns:wpc="http://schemas.microsoft.com/office/word/2010/wordprocessingCanvas" xmlns:cx="http://schemas.microsoft.com/office/drawing/2014/chartex" xmlns:cx1="http://schemas.microsoft.com/office/drawing/2015/9/8/chartex" xmlns:mc="http://schemas.openxmlformats.org/markup-compatibility/2006" xmlns:o="urn:schemas-microsoft-com:office:office" xmlns:r="http://schemas.openxmlformats.org/officeDocument/2006/relationships" xmlns:m="http://schemas.openxmlformats.org/officeDocument/2006/math" xmlns:v="urn:schemas-microsoft-com:vml" xmlns:wp14="http://schemas.microsoft.com/office/word/2010/wordprocessingDrawing" xmlns:wp="http://schemas.openxmlformats.org/drawingml/2006/wordprocessingDrawing" xmlns:w10="urn:schemas-microsoft-com:office:word" xmlns:w="http://schemas.openxmlformats.org/wordprocessingml/2006/main" xmlns:w14="http://schemas.microsoft.com/office/word/2010/wordml" xmlns:w15="http://schemas.microsoft.com/office/word/2012/wordml" xmlns:w16se="http://schemas.microsoft.com/office/word/2015/wordml/symex" xmlns:wpg="http://schemas.microsoft.com/office/word/2010/wordprocessingGroup" xmlns:wpi="http://schemas.microsoft.com/office/word/2010/wordprocessingInk" xmlns:wne="http://schemas.microsoft.com/office/word/2006/wordml" xmlns:wps="http://schemas.microsoft.com/office/word/2010/wordprocessingShape" mc:Ignorable="w14 w15 w16se wp14">
+<w:footnotes xmlns:wpc="http://schemas.microsoft.com/office/word/2010/wordprocessingCanvas" xmlns:cx="http://schemas.microsoft.com/office/drawing/2014/chartex" xmlns:cx1="http://schemas.microsoft.com/office/drawing/2015/9/8/chartex" xmlns:cx2="http://schemas.microsoft.com/office/drawing/2015/10/21/chartex" xmlns:cx3="http://schemas.microsoft.com/office/drawing/2016/5/9/chartex" xmlns:cx4="http://schemas.microsoft.com/office/drawing/2016/5/10/chartex" xmlns:cx5="http://schemas.microsoft.com/office/drawing/2016/5/11/chartex" xmlns:cx6="http://schemas.microsoft.com/office/drawing/2016/5/12/chartex" xmlns:cx7="http://schemas.microsoft.com/office/drawing/2016/5/13/chartex" xmlns:cx8="http://schemas.microsoft.com/office/drawing/2016/5/14/chartex" xmlns:mc="http://schemas.openxmlformats.org/markup-compatibility/2006" xmlns:aink="http://schemas.microsoft.com/office/drawing/2016/ink" xmlns:am3d="http://schemas.microsoft.com/office/drawing/2017/model3d" xmlns:o="urn:schemas-microsoft-com:office:office" xmlns:oel="http://schemas.microsoft.com/office/2019/extlst" xmlns:r="http://schemas.openxmlformats.org/officeDocument/2006/relationships" xmlns:m="http://schemas.openxmlformats.org/officeDocument/2006/math" xmlns:v="urn:schemas-microsoft-com:vml" xmlns:wp14="http://schemas.microsoft.com/office/word/2010/wordprocessingDrawing" xmlns:wp="http://schemas.openxmlformats.org/drawingml/2006/wordprocessingDrawing" xmlns:w10="urn:schemas-microsoft-com:office:word" xmlns:w="http://schemas.openxmlformats.org/wordprocessingml/2006/main" xmlns:w14="http://schemas.microsoft.com/office/word/2010/wordml" xmlns:w15="http://schemas.microsoft.com/office/word/2012/wordml" xmlns:w16cex="http://schemas.microsoft.com/office/word/2018/wordml/cex" xmlns:w16cid="http://schemas.microsoft.com/office/word/2016/wordml/cid" xmlns:w16="http://schemas.microsoft.com/office/word/2018/wordml" xmlns:w16sdtdh="http://schemas.microsoft.com/office/word/2020/wordml/sdtdatahash" xmlns:w16se="http://schemas.microsoft.com/office/word/2015/wordml/symex" xmlns:wpg="http://schemas.microsoft.com/office/word/2010/wordprocessingGroup" xmlns:wpi="http://schemas.microsoft.com/office/word/2010/wordprocessingInk" xmlns:wne="http://schemas.microsoft.com/office/word/2006/wordml" xmlns:wps="http://schemas.microsoft.com/office/word/2010/wordprocessingShape" mc:Ignorable="w14 w15 w16se w16cid w16 w16cex w16sdtdh wp14">
   <w:footnote w:type="separator" w:id="-1">
     <w:p>
       <w:r>
@@ -12590,7 +12077,7 @@
 </file>
 
 <file path=word/header1.xml><?xml version="1.0" encoding="utf-8"?>
-<w:hdr xmlns:wpc="http://schemas.microsoft.com/office/word/2010/wordprocessingCanvas" xmlns:cx="http://schemas.microsoft.com/office/drawing/2014/chartex" xmlns:cx1="http://schemas.microsoft.com/office/drawing/2015/9/8/chartex" xmlns:mc="http://schemas.openxmlformats.org/markup-compatibility/2006" xmlns:o="urn:schemas-microsoft-com:office:office" xmlns:r="http://schemas.openxmlformats.org/officeDocument/2006/relationships" xmlns:m="http://schemas.openxmlformats.org/officeDocument/2006/math" xmlns:v="urn:schemas-microsoft-com:vml" xmlns:wp14="http://schemas.microsoft.com/office/word/2010/wordprocessingDrawing" xmlns:wp="http://schemas.openxmlformats.org/drawingml/2006/wordprocessingDrawing" xmlns:w10="urn:schemas-microsoft-com:office:word" xmlns:w="http://schemas.openxmlformats.org/wordprocessingml/2006/main" xmlns:w14="http://schemas.microsoft.com/office/word/2010/wordml" xmlns:w15="http://schemas.microsoft.com/office/word/2012/wordml" xmlns:w16se="http://schemas.microsoft.com/office/word/2015/wordml/symex" xmlns:wpg="http://schemas.microsoft.com/office/word/2010/wordprocessingGroup" xmlns:wpi="http://schemas.microsoft.com/office/word/2010/wordprocessingInk" xmlns:wne="http://schemas.microsoft.com/office/word/2006/wordml" xmlns:wps="http://schemas.microsoft.com/office/word/2010/wordprocessingShape" mc:Ignorable="w14 w15 w16se wp14">
+<w:hdr xmlns:wpc="http://schemas.microsoft.com/office/word/2010/wordprocessingCanvas" xmlns:cx="http://schemas.microsoft.com/office/drawing/2014/chartex" xmlns:cx1="http://schemas.microsoft.com/office/drawing/2015/9/8/chartex" xmlns:cx2="http://schemas.microsoft.com/office/drawing/2015/10/21/chartex" xmlns:cx3="http://schemas.microsoft.com/office/drawing/2016/5/9/chartex" xmlns:cx4="http://schemas.microsoft.com/office/drawing/2016/5/10/chartex" xmlns:cx5="http://schemas.microsoft.com/office/drawing/2016/5/11/chartex" xmlns:cx6="http://schemas.microsoft.com/office/drawing/2016/5/12/chartex" xmlns:cx7="http://schemas.microsoft.com/office/drawing/2016/5/13/chartex" xmlns:cx8="http://schemas.microsoft.com/office/drawing/2016/5/14/chartex" xmlns:mc="http://schemas.openxmlformats.org/markup-compatibility/2006" xmlns:aink="http://schemas.microsoft.com/office/drawing/2016/ink" xmlns:am3d="http://schemas.microsoft.com/office/drawing/2017/model3d" xmlns:o="urn:schemas-microsoft-com:office:office" xmlns:oel="http://schemas.microsoft.com/office/2019/extlst" xmlns:r="http://schemas.openxmlformats.org/officeDocument/2006/relationships" xmlns:m="http://schemas.openxmlformats.org/officeDocument/2006/math" xmlns:v="urn:schemas-microsoft-com:vml" xmlns:wp14="http://schemas.microsoft.com/office/word/2010/wordprocessingDrawing" xmlns:wp="http://schemas.openxmlformats.org/drawingml/2006/wordprocessingDrawing" xmlns:w10="urn:schemas-microsoft-com:office:word" xmlns:w="http://schemas.openxmlformats.org/wordprocessingml/2006/main" xmlns:w14="http://schemas.microsoft.com/office/word/2010/wordml" xmlns:w15="http://schemas.microsoft.com/office/word/2012/wordml" xmlns:w16cex="http://schemas.microsoft.com/office/word/2018/wordml/cex" xmlns:w16cid="http://schemas.microsoft.com/office/word/2016/wordml/cid" xmlns:w16="http://schemas.microsoft.com/office/word/2018/wordml" xmlns:w16sdtdh="http://schemas.microsoft.com/office/word/2020/wordml/sdtdatahash" xmlns:w16se="http://schemas.microsoft.com/office/word/2015/wordml/symex" xmlns:wpg="http://schemas.microsoft.com/office/word/2010/wordprocessingGroup" xmlns:wpi="http://schemas.microsoft.com/office/word/2010/wordprocessingInk" xmlns:wne="http://schemas.microsoft.com/office/word/2006/wordml" xmlns:wps="http://schemas.microsoft.com/office/word/2010/wordprocessingShape" mc:Ignorable="w14 w15 w16se w16cid w16 w16cex w16sdtdh wp14">
   <w:sdt>
     <w:sdtPr>
       <w:id w:val="-614679904"/>
@@ -12599,7 +12086,6 @@
         <w:docPartUnique/>
       </w:docPartObj>
     </w:sdtPr>
-    <w:sdtEndPr/>
     <w:sdtContent>
       <w:p>
         <w:pPr>
@@ -12687,7 +12173,7 @@
 </file>
 
 <file path=word/header2.xml><?xml version="1.0" encoding="utf-8"?>
-<w:hdr xmlns:wpc="http://schemas.microsoft.com/office/word/2010/wordprocessingCanvas" xmlns:cx="http://schemas.microsoft.com/office/drawing/2014/chartex" xmlns:cx1="http://schemas.microsoft.com/office/drawing/2015/9/8/chartex" xmlns:mc="http://schemas.openxmlformats.org/markup-compatibility/2006" xmlns:o="urn:schemas-microsoft-com:office:office" xmlns:r="http://schemas.openxmlformats.org/officeDocument/2006/relationships" xmlns:m="http://schemas.openxmlformats.org/officeDocument/2006/math" xmlns:v="urn:schemas-microsoft-com:vml" xmlns:wp14="http://schemas.microsoft.com/office/word/2010/wordprocessingDrawing" xmlns:wp="http://schemas.openxmlformats.org/drawingml/2006/wordprocessingDrawing" xmlns:w10="urn:schemas-microsoft-com:office:word" xmlns:w="http://schemas.openxmlformats.org/wordprocessingml/2006/main" xmlns:w14="http://schemas.microsoft.com/office/word/2010/wordml" xmlns:w15="http://schemas.microsoft.com/office/word/2012/wordml" xmlns:w16se="http://schemas.microsoft.com/office/word/2015/wordml/symex" xmlns:wpg="http://schemas.microsoft.com/office/word/2010/wordprocessingGroup" xmlns:wpi="http://schemas.microsoft.com/office/word/2010/wordprocessingInk" xmlns:wne="http://schemas.microsoft.com/office/word/2006/wordml" xmlns:wps="http://schemas.microsoft.com/office/word/2010/wordprocessingShape" mc:Ignorable="w14 w15 w16se wp14">
+<w:hdr xmlns:wpc="http://schemas.microsoft.com/office/word/2010/wordprocessingCanvas" xmlns:cx="http://schemas.microsoft.com/office/drawing/2014/chartex" xmlns:cx1="http://schemas.microsoft.com/office/drawing/2015/9/8/chartex" xmlns:cx2="http://schemas.microsoft.com/office/drawing/2015/10/21/chartex" xmlns:cx3="http://schemas.microsoft.com/office/drawing/2016/5/9/chartex" xmlns:cx4="http://schemas.microsoft.com/office/drawing/2016/5/10/chartex" xmlns:cx5="http://schemas.microsoft.com/office/drawing/2016/5/11/chartex" xmlns:cx6="http://schemas.microsoft.com/office/drawing/2016/5/12/chartex" xmlns:cx7="http://schemas.microsoft.com/office/drawing/2016/5/13/chartex" xmlns:cx8="http://schemas.microsoft.com/office/drawing/2016/5/14/chartex" xmlns:mc="http://schemas.openxmlformats.org/markup-compatibility/2006" xmlns:aink="http://schemas.microsoft.com/office/drawing/2016/ink" xmlns:am3d="http://schemas.microsoft.com/office/drawing/2017/model3d" xmlns:o="urn:schemas-microsoft-com:office:office" xmlns:oel="http://schemas.microsoft.com/office/2019/extlst" xmlns:r="http://schemas.openxmlformats.org/officeDocument/2006/relationships" xmlns:m="http://schemas.openxmlformats.org/officeDocument/2006/math" xmlns:v="urn:schemas-microsoft-com:vml" xmlns:wp14="http://schemas.microsoft.com/office/word/2010/wordprocessingDrawing" xmlns:wp="http://schemas.openxmlformats.org/drawingml/2006/wordprocessingDrawing" xmlns:w10="urn:schemas-microsoft-com:office:word" xmlns:w="http://schemas.openxmlformats.org/wordprocessingml/2006/main" xmlns:w14="http://schemas.microsoft.com/office/word/2010/wordml" xmlns:w15="http://schemas.microsoft.com/office/word/2012/wordml" xmlns:w16cex="http://schemas.microsoft.com/office/word/2018/wordml/cex" xmlns:w16cid="http://schemas.microsoft.com/office/word/2016/wordml/cid" xmlns:w16="http://schemas.microsoft.com/office/word/2018/wordml" xmlns:w16sdtdh="http://schemas.microsoft.com/office/word/2020/wordml/sdtdatahash" xmlns:w16se="http://schemas.microsoft.com/office/word/2015/wordml/symex" xmlns:wpg="http://schemas.microsoft.com/office/word/2010/wordprocessingGroup" xmlns:wpi="http://schemas.microsoft.com/office/word/2010/wordprocessingInk" xmlns:wne="http://schemas.microsoft.com/office/word/2006/wordml" xmlns:wps="http://schemas.microsoft.com/office/word/2010/wordprocessingShape" mc:Ignorable="w14 w15 w16se w16cid w16 w16cex w16sdtdh wp14">
   <w:p>
     <w:pPr>
       <w:pStyle w:val="a3"/>
@@ -12729,7 +12215,7 @@
 </file>
 
 <file path=word/numbering.xml><?xml version="1.0" encoding="utf-8"?>
-<w:numbering xmlns:wpc="http://schemas.microsoft.com/office/word/2010/wordprocessingCanvas" xmlns:cx="http://schemas.microsoft.com/office/drawing/2014/chartex" xmlns:cx1="http://schemas.microsoft.com/office/drawing/2015/9/8/chartex" xmlns:mc="http://schemas.openxmlformats.org/markup-compatibility/2006" xmlns:o="urn:schemas-microsoft-com:office:office" xmlns:r="http://schemas.openxmlformats.org/officeDocument/2006/relationships" xmlns:m="http://schemas.openxmlformats.org/officeDocument/2006/math" xmlns:v="urn:schemas-microsoft-com:vml" xmlns:wp14="http://schemas.microsoft.com/office/word/2010/wordprocessingDrawing" xmlns:wp="http://schemas.openxmlformats.org/drawingml/2006/wordprocessingDrawing" xmlns:w10="urn:schemas-microsoft-com:office:word" xmlns:w="http://schemas.openxmlformats.org/wordprocessingml/2006/main" xmlns:w14="http://schemas.microsoft.com/office/word/2010/wordml" xmlns:w15="http://schemas.microsoft.com/office/word/2012/wordml" xmlns:w16se="http://schemas.microsoft.com/office/word/2015/wordml/symex" xmlns:wpg="http://schemas.microsoft.com/office/word/2010/wordprocessingGroup" xmlns:wpi="http://schemas.microsoft.com/office/word/2010/wordprocessingInk" xmlns:wne="http://schemas.microsoft.com/office/word/2006/wordml" xmlns:wps="http://schemas.microsoft.com/office/word/2010/wordprocessingShape" mc:Ignorable="w14 w15 w16se wp14">
+<w:numbering xmlns:wpc="http://schemas.microsoft.com/office/word/2010/wordprocessingCanvas" xmlns:cx="http://schemas.microsoft.com/office/drawing/2014/chartex" xmlns:cx1="http://schemas.microsoft.com/office/drawing/2015/9/8/chartex" xmlns:cx2="http://schemas.microsoft.com/office/drawing/2015/10/21/chartex" xmlns:cx3="http://schemas.microsoft.com/office/drawing/2016/5/9/chartex" xmlns:cx4="http://schemas.microsoft.com/office/drawing/2016/5/10/chartex" xmlns:cx5="http://schemas.microsoft.com/office/drawing/2016/5/11/chartex" xmlns:cx6="http://schemas.microsoft.com/office/drawing/2016/5/12/chartex" xmlns:cx7="http://schemas.microsoft.com/office/drawing/2016/5/13/chartex" xmlns:cx8="http://schemas.microsoft.com/office/drawing/2016/5/14/chartex" xmlns:mc="http://schemas.openxmlformats.org/markup-compatibility/2006" xmlns:aink="http://schemas.microsoft.com/office/drawing/2016/ink" xmlns:am3d="http://schemas.microsoft.com/office/drawing/2017/model3d" xmlns:o="urn:schemas-microsoft-com:office:office" xmlns:oel="http://schemas.microsoft.com/office/2019/extlst" xmlns:r="http://schemas.openxmlformats.org/officeDocument/2006/relationships" xmlns:m="http://schemas.openxmlformats.org/officeDocument/2006/math" xmlns:v="urn:schemas-microsoft-com:vml" xmlns:wp14="http://schemas.microsoft.com/office/word/2010/wordprocessingDrawing" xmlns:wp="http://schemas.openxmlformats.org/drawingml/2006/wordprocessingDrawing" xmlns:w10="urn:schemas-microsoft-com:office:word" xmlns:w="http://schemas.openxmlformats.org/wordprocessingml/2006/main" xmlns:w14="http://schemas.microsoft.com/office/word/2010/wordml" xmlns:w15="http://schemas.microsoft.com/office/word/2012/wordml" xmlns:w16cex="http://schemas.microsoft.com/office/word/2018/wordml/cex" xmlns:w16cid="http://schemas.microsoft.com/office/word/2016/wordml/cid" xmlns:w16="http://schemas.microsoft.com/office/word/2018/wordml" xmlns:w16sdtdh="http://schemas.microsoft.com/office/word/2020/wordml/sdtdatahash" xmlns:w16se="http://schemas.microsoft.com/office/word/2015/wordml/symex" xmlns:wpg="http://schemas.microsoft.com/office/word/2010/wordprocessingGroup" xmlns:wpi="http://schemas.microsoft.com/office/word/2010/wordprocessingInk" xmlns:wne="http://schemas.microsoft.com/office/word/2006/wordml" xmlns:wps="http://schemas.microsoft.com/office/word/2010/wordprocessingShape" mc:Ignorable="w14 w15 w16se w16cid w16 w16cex w16sdtdh wp14">
   <w:abstractNum w:abstractNumId="0" w15:restartNumberingAfterBreak="0">
     <w:nsid w:val="13974D40"/>
     <w:multiLevelType w:val="multilevel"/>
@@ -15462,85 +14948,85 @@
       </w:rPr>
     </w:lvl>
   </w:abstractNum>
-  <w:num w:numId="1">
+  <w:num w:numId="1" w16cid:durableId="433599024">
     <w:abstractNumId w:val="9"/>
   </w:num>
-  <w:num w:numId="2">
+  <w:num w:numId="2" w16cid:durableId="1762946983">
     <w:abstractNumId w:val="16"/>
   </w:num>
-  <w:num w:numId="3">
+  <w:num w:numId="3" w16cid:durableId="2132815947">
     <w:abstractNumId w:val="21"/>
   </w:num>
-  <w:num w:numId="4">
+  <w:num w:numId="4" w16cid:durableId="274289058">
     <w:abstractNumId w:val="17"/>
   </w:num>
-  <w:num w:numId="5">
+  <w:num w:numId="5" w16cid:durableId="1418596246">
     <w:abstractNumId w:val="4"/>
   </w:num>
-  <w:num w:numId="6">
+  <w:num w:numId="6" w16cid:durableId="1761439020">
     <w:abstractNumId w:val="15"/>
   </w:num>
-  <w:num w:numId="7">
+  <w:num w:numId="7" w16cid:durableId="1384258292">
     <w:abstractNumId w:val="19"/>
   </w:num>
-  <w:num w:numId="8">
+  <w:num w:numId="8" w16cid:durableId="557936864">
     <w:abstractNumId w:val="20"/>
   </w:num>
-  <w:num w:numId="9">
+  <w:num w:numId="9" w16cid:durableId="2063946364">
     <w:abstractNumId w:val="5"/>
   </w:num>
-  <w:num w:numId="10">
+  <w:num w:numId="10" w16cid:durableId="2129739455">
     <w:abstractNumId w:val="2"/>
   </w:num>
-  <w:num w:numId="11">
+  <w:num w:numId="11" w16cid:durableId="1850365273">
     <w:abstractNumId w:val="0"/>
   </w:num>
-  <w:num w:numId="12">
+  <w:num w:numId="12" w16cid:durableId="161706528">
     <w:abstractNumId w:val="26"/>
   </w:num>
-  <w:num w:numId="13">
+  <w:num w:numId="13" w16cid:durableId="992611438">
     <w:abstractNumId w:val="7"/>
   </w:num>
-  <w:num w:numId="14">
+  <w:num w:numId="14" w16cid:durableId="1786659310">
     <w:abstractNumId w:val="6"/>
   </w:num>
-  <w:num w:numId="15">
+  <w:num w:numId="15" w16cid:durableId="1718312810">
     <w:abstractNumId w:val="14"/>
   </w:num>
-  <w:num w:numId="16">
+  <w:num w:numId="16" w16cid:durableId="630787356">
     <w:abstractNumId w:val="24"/>
   </w:num>
-  <w:num w:numId="17">
+  <w:num w:numId="17" w16cid:durableId="1634750734">
     <w:abstractNumId w:val="8"/>
   </w:num>
-  <w:num w:numId="18">
+  <w:num w:numId="18" w16cid:durableId="1199050203">
     <w:abstractNumId w:val="23"/>
   </w:num>
-  <w:num w:numId="19">
+  <w:num w:numId="19" w16cid:durableId="1230728251">
     <w:abstractNumId w:val="18"/>
   </w:num>
-  <w:num w:numId="20">
+  <w:num w:numId="20" w16cid:durableId="1410812265">
     <w:abstractNumId w:val="22"/>
   </w:num>
-  <w:num w:numId="21">
+  <w:num w:numId="21" w16cid:durableId="34234904">
     <w:abstractNumId w:val="11"/>
   </w:num>
-  <w:num w:numId="22">
+  <w:num w:numId="22" w16cid:durableId="1736049161">
     <w:abstractNumId w:val="12"/>
   </w:num>
-  <w:num w:numId="23">
+  <w:num w:numId="23" w16cid:durableId="1515919893">
     <w:abstractNumId w:val="25"/>
   </w:num>
-  <w:num w:numId="24">
+  <w:num w:numId="24" w16cid:durableId="1357925483">
     <w:abstractNumId w:val="13"/>
   </w:num>
-  <w:num w:numId="25">
+  <w:num w:numId="25" w16cid:durableId="2093768480">
     <w:abstractNumId w:val="3"/>
   </w:num>
-  <w:num w:numId="26">
+  <w:num w:numId="26" w16cid:durableId="502285917">
     <w:abstractNumId w:val="1"/>
   </w:num>
-  <w:num w:numId="27">
+  <w:num w:numId="27" w16cid:durableId="1693452089">
     <w:abstractNumId w:val="10"/>
   </w:num>
   <w:numIdMacAtCleanup w:val="11"/>
@@ -15548,7 +15034,7 @@
 </file>
 
 <file path=word/styles.xml><?xml version="1.0" encoding="utf-8"?>
-<w:styles xmlns:mc="http://schemas.openxmlformats.org/markup-compatibility/2006" xmlns:r="http://schemas.openxmlformats.org/officeDocument/2006/relationships" xmlns:w="http://schemas.openxmlformats.org/wordprocessingml/2006/main" xmlns:w14="http://schemas.microsoft.com/office/word/2010/wordml" xmlns:w15="http://schemas.microsoft.com/office/word/2012/wordml" xmlns:w16se="http://schemas.microsoft.com/office/word/2015/wordml/symex" mc:Ignorable="w14 w15 w16se">
+<w:styles xmlns:mc="http://schemas.openxmlformats.org/markup-compatibility/2006" xmlns:r="http://schemas.openxmlformats.org/officeDocument/2006/relationships" xmlns:w="http://schemas.openxmlformats.org/wordprocessingml/2006/main" xmlns:w14="http://schemas.microsoft.com/office/word/2010/wordml" xmlns:w15="http://schemas.microsoft.com/office/word/2012/wordml" xmlns:w16cex="http://schemas.microsoft.com/office/word/2018/wordml/cex" xmlns:w16cid="http://schemas.microsoft.com/office/word/2016/wordml/cid" xmlns:w16="http://schemas.microsoft.com/office/word/2018/wordml" xmlns:w16sdtdh="http://schemas.microsoft.com/office/word/2020/wordml/sdtdatahash" xmlns:w16se="http://schemas.microsoft.com/office/word/2015/wordml/symex" mc:Ignorable="w14 w15 w16se w16cid w16 w16cex w16sdtdh">
   <w:docDefaults>
     <w:rPrDefault>
       <w:rPr>
@@ -15558,7 +15044,7 @@
     </w:rPrDefault>
     <w:pPrDefault/>
   </w:docDefaults>
-  <w:latentStyles w:defLockedState="0" w:defUIPriority="0" w:defSemiHidden="0" w:defUnhideWhenUsed="0" w:defQFormat="0" w:count="371">
+  <w:latentStyles w:defLockedState="0" w:defUIPriority="0" w:defSemiHidden="0" w:defUnhideWhenUsed="0" w:defQFormat="0" w:count="376">
     <w:lsdException w:name="Normal" w:qFormat="1"/>
     <w:lsdException w:name="heading 1" w:qFormat="1"/>
     <w:lsdException w:name="heading 2" w:qFormat="1"/>
@@ -15923,6 +15409,11 @@
     <w:lsdException w:name="List Table 5 Dark Accent 6" w:uiPriority="50"/>
     <w:lsdException w:name="List Table 6 Colorful Accent 6" w:uiPriority="51"/>
     <w:lsdException w:name="List Table 7 Colorful Accent 6" w:uiPriority="52"/>
+    <w:lsdException w:name="Mention" w:semiHidden="1" w:uiPriority="99" w:unhideWhenUsed="1"/>
+    <w:lsdException w:name="Smart Hyperlink" w:semiHidden="1" w:uiPriority="99" w:unhideWhenUsed="1"/>
+    <w:lsdException w:name="Hashtag" w:semiHidden="1" w:uiPriority="99" w:unhideWhenUsed="1"/>
+    <w:lsdException w:name="Unresolved Mention" w:semiHidden="1" w:uiPriority="99" w:unhideWhenUsed="1"/>
+    <w:lsdException w:name="Smart Link" w:semiHidden="1" w:uiPriority="99" w:unhideWhenUsed="1"/>
   </w:latentStyles>
   <w:style w:type="paragraph" w:default="1" w:styleId="a">
     <w:name w:val="Normal"/>
